--- a/experiments/report_machine/office/output/招商轮船/20260729_招商轮船_midday.docx
+++ b/experiments/report_machine/office/output/招商轮船/20260729_招商轮船_midday.docx
@@ -31,8 +31,10 @@
       <w:r>
         <w:rPr>
           <w:rFonts w:ascii="Microsoft YaHei" w:hAnsi="Microsoft YaHei"/>
+          <w:b/>
+          <w:color w:val="1A1A1A"/>
         </w:rPr>
-        <w:t>&gt; 报告时间：2026年7月29日 11:30</w:t>
+        <w:t>数据截止：今日 11:30 收盘</w:t>
       </w:r>
     </w:p>
     <w:p>
@@ -65,7 +67,7 @@
         <w:rPr>
           <w:rFonts w:ascii="Microsoft YaHei" w:hAnsi="Microsoft YaHei"/>
         </w:rPr>
-        <w:t xml:space="preserve">今日A股整体情绪偏暖，全市场上涨占比 </w:t>
+        <w:t xml:space="preserve">今日全市场情绪高涨，市场热度达 </w:t>
       </w:r>
       <w:r>
         <w:rPr>
@@ -73,13 +75,13 @@
           <w:b/>
           <w:color w:val="1A1A1A"/>
         </w:rPr>
-        <w:t>79%</w:t>
+        <w:t>68（高）</w:t>
       </w:r>
       <w:r>
         <w:rPr>
           <w:rFonts w:ascii="Microsoft YaHei" w:hAnsi="Microsoft YaHei"/>
         </w:rPr>
-        <w:t xml:space="preserve">，上涨3404家/下跌2018家，涨停58家/跌停19家，市场热度指数 </w:t>
+        <w:t xml:space="preserve">，全市场成交额 </w:t>
       </w:r>
       <w:r>
         <w:rPr>
@@ -87,7 +89,63 @@
           <w:b/>
           <w:color w:val="1A1A1A"/>
         </w:rPr>
-        <w:t>56（高）</w:t>
+        <w:t>2.06万亿元</w:t>
+      </w:r>
+      <w:r>
+        <w:rPr>
+          <w:rFonts w:ascii="Microsoft YaHei" w:hAnsi="Microsoft YaHei"/>
+        </w:rPr>
+        <w:t xml:space="preserve">，较前日放量 </w:t>
+      </w:r>
+      <w:r>
+        <w:rPr>
+          <w:rFonts w:ascii="Microsoft YaHei" w:hAnsi="Microsoft YaHei"/>
+          <w:b/>
+          <w:color w:val="1A1A1A"/>
+        </w:rPr>
+        <w:t>+2960亿元</w:t>
+      </w:r>
+      <w:r>
+        <w:rPr>
+          <w:rFonts w:ascii="Microsoft YaHei" w:hAnsi="Microsoft YaHei"/>
+        </w:rPr>
+        <w:t xml:space="preserve">。上涨个股 </w:t>
+      </w:r>
+      <w:r>
+        <w:rPr>
+          <w:rFonts w:ascii="Microsoft YaHei" w:hAnsi="Microsoft YaHei"/>
+          <w:b/>
+          <w:color w:val="1A1A1A"/>
+        </w:rPr>
+        <w:t>4090家</w:t>
+      </w:r>
+      <w:r>
+        <w:rPr>
+          <w:rFonts w:ascii="Microsoft YaHei" w:hAnsi="Microsoft YaHei"/>
+        </w:rPr>
+        <w:t xml:space="preserve">，下跌 </w:t>
+      </w:r>
+      <w:r>
+        <w:rPr>
+          <w:rFonts w:ascii="Microsoft YaHei" w:hAnsi="Microsoft YaHei"/>
+          <w:b/>
+          <w:color w:val="1A1A1A"/>
+        </w:rPr>
+        <w:t>1377家</w:t>
+      </w:r>
+      <w:r>
+        <w:rPr>
+          <w:rFonts w:ascii="Microsoft YaHei" w:hAnsi="Microsoft YaHei"/>
+        </w:rPr>
+        <w:t xml:space="preserve">，上涨占比 </w:t>
+      </w:r>
+      <w:r>
+        <w:rPr>
+          <w:rFonts w:ascii="Microsoft YaHei" w:hAnsi="Microsoft YaHei"/>
+          <w:b/>
+          <w:color w:val="1A1A1A"/>
+        </w:rPr>
+        <w:t>83%</w:t>
       </w:r>
       <w:r>
         <w:rPr>
@@ -101,13 +159,13 @@
           <w:b/>
           <w:color w:val="1A1A1A"/>
         </w:rPr>
-        <w:t>46%</w:t>
+        <w:t>51%</w:t>
       </w:r>
       <w:r>
         <w:rPr>
           <w:rFonts w:ascii="Microsoft YaHei" w:hAnsi="Microsoft YaHei"/>
         </w:rPr>
-        <w:t xml:space="preserve">。成交额放大至 </w:t>
+        <w:t xml:space="preserve">。市场呈现普涨格局，涨停 </w:t>
       </w:r>
       <w:r>
         <w:rPr>
@@ -115,13 +173,13 @@
           <w:b/>
           <w:color w:val="1A1A1A"/>
         </w:rPr>
-        <w:t>1.46万亿</w:t>
+        <w:t>76家</w:t>
       </w:r>
       <w:r>
         <w:rPr>
           <w:rFonts w:ascii="Microsoft YaHei" w:hAnsi="Microsoft YaHei"/>
         </w:rPr>
-        <w:t>（较前日+1549亿），增量资金入场迹象明显。大盘蓝筹风格相对占优，</w:t>
+        <w:t xml:space="preserve">，跌停 </w:t>
       </w:r>
       <w:r>
         <w:rPr>
@@ -129,13 +187,13 @@
           <w:b/>
           <w:color w:val="1A1A1A"/>
         </w:rPr>
-        <w:t>沪深300样本股</w:t>
+        <w:t>10家</w:t>
       </w:r>
       <w:r>
         <w:rPr>
           <w:rFonts w:ascii="Microsoft YaHei" w:hAnsi="Microsoft YaHei"/>
         </w:rPr>
-        <w:t xml:space="preserve">板块涨幅 </w:t>
+        <w:t xml:space="preserve">，涨幅主要集中在 </w:t>
       </w:r>
       <w:r>
         <w:rPr>
@@ -143,41 +201,13 @@
           <w:b/>
           <w:color w:val="1A1A1A"/>
         </w:rPr>
-        <w:t>+1.57%</w:t>
+        <w:t>2%~3%</w:t>
       </w:r>
       <w:r>
         <w:rPr>
           <w:rFonts w:ascii="Microsoft YaHei" w:hAnsi="Microsoft YaHei"/>
         </w:rPr>
-        <w:t>，</w:t>
-      </w:r>
-      <w:r>
-        <w:rPr>
-          <w:rFonts w:ascii="Microsoft YaHei" w:hAnsi="Microsoft YaHei"/>
-          <w:b/>
-          <w:color w:val="1A1A1A"/>
-        </w:rPr>
-        <w:t>上证180成份股</w:t>
-      </w:r>
-      <w:r>
-        <w:rPr>
-          <w:rFonts w:ascii="Microsoft YaHei" w:hAnsi="Microsoft YaHei"/>
-        </w:rPr>
-        <w:t xml:space="preserve">板块涨幅 </w:t>
-      </w:r>
-      <w:r>
-        <w:rPr>
-          <w:rFonts w:ascii="Microsoft YaHei" w:hAnsi="Microsoft YaHei"/>
-          <w:b/>
-          <w:color w:val="1A1A1A"/>
-        </w:rPr>
-        <w:t>+1.79%</w:t>
-      </w:r>
-      <w:r>
-        <w:rPr>
-          <w:rFonts w:ascii="Microsoft YaHei" w:hAnsi="Microsoft YaHei"/>
-        </w:rPr>
-        <w:t>。</w:t>
+        <w:t xml:space="preserve"> 区间。</w:t>
       </w:r>
     </w:p>
     <w:p>
@@ -203,20 +233,6 @@
           <w:sz w:val="28"/>
         </w:rPr>
         <w:t>个股分析</w:t>
-      </w:r>
-    </w:p>
-    <w:p>
-      <w:pPr>
-        <w:spacing w:before="280" w:after="80" w:line="312" w:lineRule="auto"/>
-      </w:pPr>
-      <w:r>
-        <w:rPr>
-          <w:rFonts w:ascii="Microsoft YaHei" w:hAnsi="Microsoft YaHei"/>
-          <w:b/>
-          <w:color w:val="333333"/>
-          <w:sz w:val="24"/>
-        </w:rPr>
-        <w:t>核心收盘数据</w:t>
       </w:r>
     </w:p>
     <w:tbl>
@@ -270,7 +286,7 @@
                 <w:color w:val="1A1A1A"/>
                 <w:sz w:val="18"/>
               </w:rPr>
-              <w:t>数据</w:t>
+              <w:t>数值</w:t>
             </w:r>
           </w:p>
         </w:tc>
@@ -290,7 +306,7 @@
                 <w:rFonts w:ascii="Microsoft YaHei" w:hAnsi="Microsoft YaHei"/>
                 <w:sz w:val="18"/>
               </w:rPr>
-              <w:t>收盘价</w:t>
+              <w:t>当前价</w:t>
             </w:r>
           </w:p>
         </w:tc>
@@ -468,6 +484,8 @@
             <w:r>
               <w:rPr>
                 <w:rFonts w:ascii="Microsoft YaHei" w:hAnsi="Microsoft YaHei"/>
+                <w:b/>
+                <w:color w:val="1A1A1A"/>
                 <w:sz w:val="18"/>
               </w:rPr>
               <w:t>120.23万手</w:t>
@@ -532,7 +550,7 @@
                 <w:rFonts w:ascii="Microsoft YaHei" w:hAnsi="Microsoft YaHei"/>
                 <w:sz w:val="18"/>
               </w:rPr>
-              <w:t>振幅</w:t>
+              <w:t>量比</w:t>
             </w:r>
           </w:p>
         </w:tc>
@@ -552,7 +570,7 @@
                 <w:color w:val="1A1A1A"/>
                 <w:sz w:val="18"/>
               </w:rPr>
-              <w:t>3.59%</w:t>
+              <w:t>1.08</w:t>
             </w:r>
           </w:p>
         </w:tc>
@@ -573,7 +591,7 @@
                 <w:rFonts w:ascii="Microsoft YaHei" w:hAnsi="Microsoft YaHei"/>
                 <w:sz w:val="18"/>
               </w:rPr>
-              <w:t>量比</w:t>
+              <w:t>动态市盈率</w:t>
             </w:r>
           </w:p>
         </w:tc>
@@ -590,9 +608,11 @@
             <w:r>
               <w:rPr>
                 <w:rFonts w:ascii="Microsoft YaHei" w:hAnsi="Microsoft YaHei"/>
+                <w:b/>
+                <w:color w:val="1A1A1A"/>
                 <w:sz w:val="18"/>
               </w:rPr>
-              <w:t>1.08</w:t>
+              <w:t>10.44倍</w:t>
             </w:r>
           </w:p>
         </w:tc>
@@ -612,7 +632,7 @@
                 <w:rFonts w:ascii="Microsoft YaHei" w:hAnsi="Microsoft YaHei"/>
                 <w:sz w:val="18"/>
               </w:rPr>
-              <w:t>动态市盈率</w:t>
+              <w:t>市净率</w:t>
             </w:r>
           </w:p>
         </w:tc>
@@ -628,9 +648,11 @@
             <w:r>
               <w:rPr>
                 <w:rFonts w:ascii="Microsoft YaHei" w:hAnsi="Microsoft YaHei"/>
+                <w:b/>
+                <w:color w:val="1A1A1A"/>
                 <w:sz w:val="18"/>
               </w:rPr>
-              <w:t>10.44倍</w:t>
+              <w:t>2.68倍</w:t>
             </w:r>
           </w:p>
         </w:tc>
@@ -651,7 +673,7 @@
                 <w:rFonts w:ascii="Microsoft YaHei" w:hAnsi="Microsoft YaHei"/>
                 <w:sz w:val="18"/>
               </w:rPr>
-              <w:t>市净率</w:t>
+              <w:t>总市值</w:t>
             </w:r>
           </w:p>
         </w:tc>
@@ -668,49 +690,11 @@
             <w:r>
               <w:rPr>
                 <w:rFonts w:ascii="Microsoft YaHei" w:hAnsi="Microsoft YaHei"/>
-                <w:sz w:val="18"/>
-              </w:rPr>
-              <w:t>2.68倍</w:t>
-            </w:r>
-          </w:p>
-        </w:tc>
-      </w:tr>
-      <w:tr>
-        <w:tc>
-          <w:tcPr>
-            <w:tcW w:type="dxa" w:w="4533"/>
-          </w:tcPr>
-          <w:p>
-            <w:pPr>
-              <w:spacing w:before="40" w:after="40" w:line="288" w:lineRule="auto"/>
-            </w:pPr>
-            <w:r/>
-            <w:r>
-              <w:rPr>
-                <w:rFonts w:ascii="Microsoft YaHei" w:hAnsi="Microsoft YaHei"/>
-                <w:sz w:val="18"/>
-              </w:rPr>
-              <w:t>总市值</w:t>
-            </w:r>
-          </w:p>
-        </w:tc>
-        <w:tc>
-          <w:tcPr>
-            <w:tcW w:type="dxa" w:w="4533"/>
-          </w:tcPr>
-          <w:p>
-            <w:pPr>
-              <w:spacing w:before="40" w:after="40" w:line="288" w:lineRule="auto"/>
-            </w:pPr>
-            <w:r/>
-            <w:r>
-              <w:rPr>
-                <w:rFonts w:ascii="Microsoft YaHei" w:hAnsi="Microsoft YaHei"/>
                 <w:b/>
                 <w:color w:val="1A1A1A"/>
                 <w:sz w:val="18"/>
               </w:rPr>
-              <w:t>1,153.85亿元</w:t>
+              <w:t>1153.85亿元</w:t>
             </w:r>
           </w:p>
         </w:tc>
@@ -721,100 +705,16 @@
       <w:r>
         <w:rPr>
           <w:rFonts w:ascii="Microsoft YaHei" w:hAnsi="Microsoft YaHei"/>
-        </w:rPr>
-        <w:t xml:space="preserve">招商轮船今日高开（+1.58%）后快速下探至 </w:t>
-      </w:r>
-      <w:r>
-        <w:rPr>
-          <w:rFonts w:ascii="Microsoft YaHei" w:hAnsi="Microsoft YaHei"/>
           <w:b/>
           <w:color w:val="1A1A1A"/>
         </w:rPr>
-        <w:t>13.86元</w:t>
+        <w:t>量价分析：</w:t>
       </w:r>
       <w:r>
         <w:rPr>
           <w:rFonts w:ascii="Microsoft YaHei" w:hAnsi="Microsoft YaHei"/>
         </w:rPr>
-        <w:t xml:space="preserve">（跌穿昨收），随后展开反弹，盘中最高触及 </w:t>
-      </w:r>
-      <w:r>
-        <w:rPr>
-          <w:rFonts w:ascii="Microsoft YaHei" w:hAnsi="Microsoft YaHei"/>
-          <w:b/>
-          <w:color w:val="1A1A1A"/>
-        </w:rPr>
-        <w:t>14.36元</w:t>
-      </w:r>
-      <w:r>
-        <w:rPr>
-          <w:rFonts w:ascii="Microsoft YaHei" w:hAnsi="Microsoft YaHei"/>
-        </w:rPr>
-        <w:t xml:space="preserve">，午间收于 </w:t>
-      </w:r>
-      <w:r>
-        <w:rPr>
-          <w:rFonts w:ascii="Microsoft YaHei" w:hAnsi="Microsoft YaHei"/>
-          <w:b/>
-          <w:color w:val="1A1A1A"/>
-        </w:rPr>
-        <w:t>14.29元</w:t>
-      </w:r>
-      <w:r>
-        <w:rPr>
-          <w:rFonts w:ascii="Microsoft YaHei" w:hAnsi="Microsoft YaHei"/>
-        </w:rPr>
-        <w:t xml:space="preserve">，涨幅收窄至 </w:t>
-      </w:r>
-      <w:r>
-        <w:rPr>
-          <w:rFonts w:ascii="Microsoft YaHei" w:hAnsi="Microsoft YaHei"/>
-          <w:b/>
-          <w:color w:val="1A1A1A"/>
-        </w:rPr>
-        <w:t>+2.73%</w:t>
-      </w:r>
-      <w:r>
-        <w:rPr>
-          <w:rFonts w:ascii="Microsoft YaHei" w:hAnsi="Microsoft YaHei"/>
-        </w:rPr>
-        <w:t xml:space="preserve">。全天振幅 </w:t>
-      </w:r>
-      <w:r>
-        <w:rPr>
-          <w:rFonts w:ascii="Microsoft YaHei" w:hAnsi="Microsoft YaHei"/>
-          <w:b/>
-          <w:color w:val="1A1A1A"/>
-        </w:rPr>
-        <w:t>3.59%</w:t>
-      </w:r>
-      <w:r>
-        <w:rPr>
-          <w:rFonts w:ascii="Microsoft YaHei" w:hAnsi="Microsoft YaHei"/>
-        </w:rPr>
-        <w:t>，交投活跃。</w:t>
-      </w:r>
-    </w:p>
-    <w:p>
-      <w:pPr>
-        <w:spacing w:before="280" w:after="80" w:line="312" w:lineRule="auto"/>
-      </w:pPr>
-      <w:r>
-        <w:rPr>
-          <w:rFonts w:ascii="Microsoft YaHei" w:hAnsi="Microsoft YaHei"/>
-          <w:b/>
-          <w:color w:val="333333"/>
-          <w:sz w:val="24"/>
-        </w:rPr>
-        <w:t>成交量分析</w:t>
-      </w:r>
-    </w:p>
-    <w:p>
-      <w:r>
-        <w:rPr>
-          <w:rFonts w:ascii="Microsoft YaHei" w:hAnsi="Microsoft YaHei"/>
-        </w:rPr>
-        <w:t xml:space="preserve">今日半日换手率 </w:t>
+        <w:t xml:space="preserve"> 今日换手率 </w:t>
       </w:r>
       <w:r>
         <w:rPr>
@@ -828,7 +728,7 @@
         <w:rPr>
           <w:rFonts w:ascii="Microsoft YaHei" w:hAnsi="Microsoft YaHei"/>
         </w:rPr>
-        <w:t xml:space="preserve">，较上一个交易日全日换手率 </w:t>
+        <w:t xml:space="preserve">，较上一交易日（1.33%）放量约 </w:t>
       </w:r>
       <w:r>
         <w:rPr>
@@ -836,77 +736,29 @@
           <w:b/>
           <w:color w:val="1A1A1A"/>
         </w:rPr>
-        <w:t>1.33%</w:t>
+        <w:t>12%</w:t>
       </w:r>
       <w:r>
         <w:rPr>
           <w:rFonts w:ascii="Microsoft YaHei" w:hAnsi="Microsoft YaHei"/>
         </w:rPr>
-        <w:t xml:space="preserve"> 的比值为 </w:t>
+        <w:t>（量比1.08），量价齐升，配合 +2.73% 的涨幅，显示资金参与意愿有所增强。盘中出现一次快速反弹（09:37:03），低开后迅速拉回。</w:t>
       </w:r>
+    </w:p>
+    <w:p>
       <w:r>
         <w:rPr>
           <w:rFonts w:ascii="Microsoft YaHei" w:hAnsi="Microsoft YaHei"/>
           <w:b/>
           <w:color w:val="1A1A1A"/>
         </w:rPr>
-        <w:t>1.12倍</w:t>
+        <w:t>估值层面：</w:t>
       </w:r>
       <w:r>
         <w:rPr>
           <w:rFonts w:ascii="Microsoft YaHei" w:hAnsi="Microsoft YaHei"/>
         </w:rPr>
-        <w:t>，呈</w:t>
-      </w:r>
-      <w:r>
-        <w:rPr>
-          <w:rFonts w:ascii="Microsoft YaHei" w:hAnsi="Microsoft YaHei"/>
-          <w:b/>
-          <w:color w:val="1A1A1A"/>
-        </w:rPr>
-        <w:t>放量上涨</w:t>
-      </w:r>
-      <w:r>
-        <w:rPr>
-          <w:rFonts w:ascii="Microsoft YaHei" w:hAnsi="Microsoft YaHei"/>
-        </w:rPr>
-        <w:t xml:space="preserve">态势。半日成交额已达 </w:t>
-      </w:r>
-      <w:r>
-        <w:rPr>
-          <w:rFonts w:ascii="Microsoft YaHei" w:hAnsi="Microsoft YaHei"/>
-          <w:b/>
-          <w:color w:val="1A1A1A"/>
-        </w:rPr>
-        <w:t>16.97亿元</w:t>
-      </w:r>
-      <w:r>
-        <w:rPr>
-          <w:rFonts w:ascii="Microsoft YaHei" w:hAnsi="Microsoft YaHei"/>
-        </w:rPr>
-        <w:t>，若午后延续此节奏，全日成交额有望突破30亿元，资金参与度显著提升。</w:t>
-      </w:r>
-    </w:p>
-    <w:p>
-      <w:pPr>
-        <w:spacing w:before="280" w:after="80" w:line="312" w:lineRule="auto"/>
-      </w:pPr>
-      <w:r>
-        <w:rPr>
-          <w:rFonts w:ascii="Microsoft YaHei" w:hAnsi="Microsoft YaHei"/>
-          <w:b/>
-          <w:color w:val="333333"/>
-          <w:sz w:val="24"/>
-        </w:rPr>
-        <w:t>估值水平</w:t>
-      </w:r>
-    </w:p>
-    <w:p>
-      <w:r>
-        <w:rPr>
-          <w:rFonts w:ascii="Microsoft YaHei" w:hAnsi="Microsoft YaHei"/>
-        </w:rPr>
-        <w:t xml:space="preserve">当前动态PE仅 </w:t>
+        <w:t xml:space="preserve"> 动态市盈率 </w:t>
       </w:r>
       <w:r>
         <w:rPr>
@@ -920,7 +772,7 @@
         <w:rPr>
           <w:rFonts w:ascii="Microsoft YaHei" w:hAnsi="Microsoft YaHei"/>
         </w:rPr>
-        <w:t xml:space="preserve">，PB为 </w:t>
+        <w:t xml:space="preserve">，处于航运板块的合理估值中枢偏低位置；市净率 </w:t>
       </w:r>
       <w:r>
         <w:rPr>
@@ -934,7 +786,7 @@
         <w:rPr>
           <w:rFonts w:ascii="Microsoft YaHei" w:hAnsi="Microsoft YaHei"/>
         </w:rPr>
-        <w:t>，较前一个交易日日终的PE 21.74倍/PB 2.90倍均有所回落。估值处于历史中等偏低水平，对于一家总市值超千亿的航运龙头而言，具备一定安全边际。</w:t>
+        <w:t>，尚处合理区间。相比前一交易日收盘PE 21.74倍（可能因盈利数据调整导致口径差异），当前估值具备一定吸引力。</w:t>
       </w:r>
     </w:p>
     <w:p>
@@ -973,269 +825,15 @@
           <w:color w:val="333333"/>
           <w:sz w:val="24"/>
         </w:rPr>
-        <w:t>今日盘中资金流向（逐分钟统计）</w:t>
+        <w:t>今日盘中资金流向</w:t>
       </w:r>
     </w:p>
-    <w:tbl>
-      <w:tblPr>
-        <w:tblStyle w:val="TableGrid"/>
-        <w:tblW w:type="auto" w:w="0"/>
-        <w:jc w:val="center"/>
-        <w:tblLayout w:type="autofit"/>
-        <w:tblLook w:firstColumn="1" w:firstRow="1" w:lastColumn="0" w:lastRow="0" w:noHBand="0" w:noVBand="1" w:val="04A0"/>
-      </w:tblPr>
-      <w:tblGrid>
-        <w:gridCol w:w="4533"/>
-        <w:gridCol w:w="4533"/>
-      </w:tblGrid>
-      <w:tr>
-        <w:tc>
-          <w:tcPr>
-            <w:tcW w:type="dxa" w:w="4533"/>
-            <w:shd w:fill="F6F8FA" w:val="clear"/>
-          </w:tcPr>
-          <w:p>
-            <w:pPr>
-              <w:spacing w:before="40" w:after="40" w:line="288" w:lineRule="auto"/>
-            </w:pPr>
-            <w:r/>
-            <w:r>
-              <w:rPr>
-                <w:rFonts w:ascii="Microsoft YaHei" w:hAnsi="Microsoft YaHei"/>
-                <w:b/>
-                <w:color w:val="1A1A1A"/>
-                <w:sz w:val="18"/>
-              </w:rPr>
-              <w:t>项目</w:t>
-            </w:r>
-          </w:p>
-        </w:tc>
-        <w:tc>
-          <w:tcPr>
-            <w:tcW w:type="dxa" w:w="4533"/>
-            <w:shd w:fill="F6F8FA" w:val="clear"/>
-          </w:tcPr>
-          <w:p>
-            <w:pPr>
-              <w:spacing w:before="40" w:after="40" w:line="288" w:lineRule="auto"/>
-            </w:pPr>
-            <w:r/>
-            <w:r>
-              <w:rPr>
-                <w:rFonts w:ascii="Microsoft YaHei" w:hAnsi="Microsoft YaHei"/>
-                <w:b/>
-                <w:color w:val="1A1A1A"/>
-                <w:sz w:val="18"/>
-              </w:rPr>
-              <w:t>数据</w:t>
-            </w:r>
-          </w:p>
-        </w:tc>
-      </w:tr>
-      <w:tr>
-        <w:tc>
-          <w:tcPr>
-            <w:tcW w:type="dxa" w:w="4533"/>
-          </w:tcPr>
-          <w:p>
-            <w:pPr>
-              <w:spacing w:before="40" w:after="40" w:line="288" w:lineRule="auto"/>
-            </w:pPr>
-            <w:r/>
-            <w:r>
-              <w:rPr>
-                <w:rFonts w:ascii="Microsoft YaHei" w:hAnsi="Microsoft YaHei"/>
-                <w:sz w:val="18"/>
-              </w:rPr>
-              <w:t>净流向</w:t>
-            </w:r>
-          </w:p>
-        </w:tc>
-        <w:tc>
-          <w:tcPr>
-            <w:tcW w:type="dxa" w:w="4533"/>
-          </w:tcPr>
-          <w:p>
-            <w:pPr>
-              <w:spacing w:before="40" w:after="40" w:line="288" w:lineRule="auto"/>
-            </w:pPr>
-            <w:r/>
-            <w:r>
-              <w:rPr>
-                <w:rFonts w:ascii="Microsoft YaHei" w:hAnsi="Microsoft YaHei"/>
-                <w:b/>
-                <w:color w:val="1A1A1A"/>
-                <w:sz w:val="18"/>
-              </w:rPr>
-              <w:t>净流出 6,305.78万元</w:t>
-            </w:r>
-          </w:p>
-        </w:tc>
-      </w:tr>
-      <w:tr>
-        <w:tc>
-          <w:tcPr>
-            <w:tcW w:type="dxa" w:w="4533"/>
-            <w:shd w:fill="F8F9FA" w:val="clear"/>
-          </w:tcPr>
-          <w:p>
-            <w:pPr>
-              <w:spacing w:before="40" w:after="40" w:line="288" w:lineRule="auto"/>
-            </w:pPr>
-            <w:r/>
-            <w:r>
-              <w:rPr>
-                <w:rFonts w:ascii="Microsoft YaHei" w:hAnsi="Microsoft YaHei"/>
-                <w:sz w:val="18"/>
-              </w:rPr>
-              <w:t>资金流入分钟数</w:t>
-            </w:r>
-          </w:p>
-        </w:tc>
-        <w:tc>
-          <w:tcPr>
-            <w:tcW w:type="dxa" w:w="4533"/>
-            <w:shd w:fill="F8F9FA" w:val="clear"/>
-          </w:tcPr>
-          <w:p>
-            <w:pPr>
-              <w:spacing w:before="40" w:after="40" w:line="288" w:lineRule="auto"/>
-            </w:pPr>
-            <w:r/>
-            <w:r>
-              <w:rPr>
-                <w:rFonts w:ascii="Microsoft YaHei" w:hAnsi="Microsoft YaHei"/>
-                <w:sz w:val="18"/>
-              </w:rPr>
-              <w:t>57分钟</w:t>
-            </w:r>
-          </w:p>
-        </w:tc>
-      </w:tr>
-      <w:tr>
-        <w:tc>
-          <w:tcPr>
-            <w:tcW w:type="dxa" w:w="4533"/>
-          </w:tcPr>
-          <w:p>
-            <w:pPr>
-              <w:spacing w:before="40" w:after="40" w:line="288" w:lineRule="auto"/>
-            </w:pPr>
-            <w:r/>
-            <w:r>
-              <w:rPr>
-                <w:rFonts w:ascii="Microsoft YaHei" w:hAnsi="Microsoft YaHei"/>
-                <w:sz w:val="18"/>
-              </w:rPr>
-              <w:t>资金流出分钟数</w:t>
-            </w:r>
-          </w:p>
-        </w:tc>
-        <w:tc>
-          <w:tcPr>
-            <w:tcW w:type="dxa" w:w="4533"/>
-          </w:tcPr>
-          <w:p>
-            <w:pPr>
-              <w:spacing w:before="40" w:after="40" w:line="288" w:lineRule="auto"/>
-            </w:pPr>
-            <w:r/>
-            <w:r>
-              <w:rPr>
-                <w:rFonts w:ascii="Microsoft YaHei" w:hAnsi="Microsoft YaHei"/>
-                <w:sz w:val="18"/>
-              </w:rPr>
-              <w:t>56分钟</w:t>
-            </w:r>
-          </w:p>
-        </w:tc>
-      </w:tr>
-      <w:tr>
-        <w:tc>
-          <w:tcPr>
-            <w:tcW w:type="dxa" w:w="4533"/>
-            <w:shd w:fill="F8F9FA" w:val="clear"/>
-          </w:tcPr>
-          <w:p>
-            <w:pPr>
-              <w:spacing w:before="40" w:after="40" w:line="288" w:lineRule="auto"/>
-            </w:pPr>
-            <w:r/>
-            <w:r>
-              <w:rPr>
-                <w:rFonts w:ascii="Microsoft YaHei" w:hAnsi="Microsoft YaHei"/>
-                <w:sz w:val="18"/>
-              </w:rPr>
-              <w:t>最大单分钟流入</w:t>
-            </w:r>
-          </w:p>
-        </w:tc>
-        <w:tc>
-          <w:tcPr>
-            <w:tcW w:type="dxa" w:w="4533"/>
-            <w:shd w:fill="F8F9FA" w:val="clear"/>
-          </w:tcPr>
-          <w:p>
-            <w:pPr>
-              <w:spacing w:before="40" w:after="40" w:line="288" w:lineRule="auto"/>
-            </w:pPr>
-            <w:r/>
-            <w:r>
-              <w:rPr>
-                <w:rFonts w:ascii="Microsoft YaHei" w:hAnsi="Microsoft YaHei"/>
-                <w:sz w:val="18"/>
-              </w:rPr>
-              <w:t>1,754.0万元</w:t>
-            </w:r>
-          </w:p>
-        </w:tc>
-      </w:tr>
-      <w:tr>
-        <w:tc>
-          <w:tcPr>
-            <w:tcW w:type="dxa" w:w="4533"/>
-          </w:tcPr>
-          <w:p>
-            <w:pPr>
-              <w:spacing w:before="40" w:after="40" w:line="288" w:lineRule="auto"/>
-            </w:pPr>
-            <w:r/>
-            <w:r>
-              <w:rPr>
-                <w:rFonts w:ascii="Microsoft YaHei" w:hAnsi="Microsoft YaHei"/>
-                <w:sz w:val="18"/>
-              </w:rPr>
-              <w:t>最大单分钟流出</w:t>
-            </w:r>
-          </w:p>
-        </w:tc>
-        <w:tc>
-          <w:tcPr>
-            <w:tcW w:type="dxa" w:w="4533"/>
-          </w:tcPr>
-          <w:p>
-            <w:pPr>
-              <w:spacing w:before="40" w:after="40" w:line="288" w:lineRule="auto"/>
-            </w:pPr>
-            <w:r/>
-            <w:r>
-              <w:rPr>
-                <w:rFonts w:ascii="Microsoft YaHei" w:hAnsi="Microsoft YaHei"/>
-                <w:sz w:val="18"/>
-              </w:rPr>
-              <w:t>1,574.4万元</w:t>
-            </w:r>
-          </w:p>
-        </w:tc>
-      </w:tr>
-    </w:tbl>
-    <w:p/>
     <w:p>
       <w:r>
         <w:rPr>
           <w:rFonts w:ascii="Microsoft YaHei" w:hAnsi="Microsoft YaHei"/>
         </w:rPr>
-        <w:t xml:space="preserve">尽管股价录得 </w:t>
+        <w:t xml:space="preserve">截至午盘，主力净流向 </w:t>
       </w:r>
       <w:r>
         <w:rPr>
@@ -1243,13 +841,13 @@
           <w:b/>
           <w:color w:val="1A1A1A"/>
         </w:rPr>
-        <w:t>+2.73%</w:t>
+        <w:t>净流出 1274.71万元</w:t>
       </w:r>
       <w:r>
         <w:rPr>
           <w:rFonts w:ascii="Microsoft YaHei" w:hAnsi="Microsoft YaHei"/>
         </w:rPr>
-        <w:t xml:space="preserve"> 的涨幅，但资金面呈</w:t>
+        <w:t xml:space="preserve">。资金流入分钟数 </w:t>
       </w:r>
       <w:r>
         <w:rPr>
@@ -1257,13 +855,55 @@
           <w:b/>
           <w:color w:val="1A1A1A"/>
         </w:rPr>
-        <w:t>净流出</w:t>
+        <w:t>102分钟</w:t>
       </w:r>
       <w:r>
         <w:rPr>
           <w:rFonts w:ascii="Microsoft YaHei" w:hAnsi="Microsoft YaHei"/>
         </w:rPr>
-        <w:t>态势。流入/流出分钟数接近（57:56），盘中存在较大分歧。</w:t>
+        <w:t xml:space="preserve">，流出 </w:t>
+      </w:r>
+      <w:r>
+        <w:rPr>
+          <w:rFonts w:ascii="Microsoft YaHei" w:hAnsi="Microsoft YaHei"/>
+          <w:b/>
+          <w:color w:val="1A1A1A"/>
+        </w:rPr>
+        <w:t>104分钟</w:t>
+      </w:r>
+      <w:r>
+        <w:rPr>
+          <w:rFonts w:ascii="Microsoft YaHei" w:hAnsi="Microsoft YaHei"/>
+        </w:rPr>
+        <w:t xml:space="preserve">，近乎持平。最大单分钟流入 </w:t>
+      </w:r>
+      <w:r>
+        <w:rPr>
+          <w:rFonts w:ascii="Microsoft YaHei" w:hAnsi="Microsoft YaHei"/>
+          <w:b/>
+          <w:color w:val="1A1A1A"/>
+        </w:rPr>
+        <w:t>3280.7万元</w:t>
+      </w:r>
+      <w:r>
+        <w:rPr>
+          <w:rFonts w:ascii="Microsoft YaHei" w:hAnsi="Microsoft YaHei"/>
+        </w:rPr>
+        <w:t xml:space="preserve">，最大单分钟流出 </w:t>
+      </w:r>
+      <w:r>
+        <w:rPr>
+          <w:rFonts w:ascii="Microsoft YaHei" w:hAnsi="Microsoft YaHei"/>
+          <w:b/>
+          <w:color w:val="1A1A1A"/>
+        </w:rPr>
+        <w:t>1574.4万元</w:t>
+      </w:r>
+      <w:r>
+        <w:rPr>
+          <w:rFonts w:ascii="Microsoft YaHei" w:hAnsi="Microsoft YaHei"/>
+        </w:rPr>
+        <w:t>，整体资金博弈较为均衡，未见明显集中抛压。</w:t>
       </w:r>
     </w:p>
     <w:p>
@@ -1277,481 +917,7 @@
           <w:color w:val="333333"/>
           <w:sz w:val="24"/>
         </w:rPr>
-        <w:t>前一个交易日资金细分（元）</w:t>
-      </w:r>
-    </w:p>
-    <w:tbl>
-      <w:tblPr>
-        <w:tblStyle w:val="TableGrid"/>
-        <w:tblW w:type="auto" w:w="0"/>
-        <w:jc w:val="center"/>
-        <w:tblLayout w:type="autofit"/>
-        <w:tblLook w:firstColumn="1" w:firstRow="1" w:lastColumn="0" w:lastRow="0" w:noHBand="0" w:noVBand="1" w:val="04A0"/>
-      </w:tblPr>
-      <w:tblGrid>
-        <w:gridCol w:w="2266"/>
-        <w:gridCol w:w="2266"/>
-        <w:gridCol w:w="2266"/>
-        <w:gridCol w:w="2266"/>
-      </w:tblGrid>
-      <w:tr>
-        <w:tc>
-          <w:tcPr>
-            <w:tcW w:type="dxa" w:w="2266"/>
-            <w:shd w:fill="F6F8FA" w:val="clear"/>
-          </w:tcPr>
-          <w:p>
-            <w:pPr>
-              <w:spacing w:before="40" w:after="40" w:line="288" w:lineRule="auto"/>
-            </w:pPr>
-            <w:r/>
-            <w:r>
-              <w:rPr>
-                <w:rFonts w:ascii="Microsoft YaHei" w:hAnsi="Microsoft YaHei"/>
-                <w:b/>
-                <w:color w:val="1A1A1A"/>
-                <w:sz w:val="18"/>
-              </w:rPr>
-              <w:t>资金类型</w:t>
-            </w:r>
-          </w:p>
-        </w:tc>
-        <w:tc>
-          <w:tcPr>
-            <w:tcW w:type="dxa" w:w="2266"/>
-            <w:shd w:fill="F6F8FA" w:val="clear"/>
-          </w:tcPr>
-          <w:p>
-            <w:pPr>
-              <w:spacing w:before="40" w:after="40" w:line="288" w:lineRule="auto"/>
-            </w:pPr>
-            <w:r/>
-            <w:r>
-              <w:rPr>
-                <w:rFonts w:ascii="Microsoft YaHei" w:hAnsi="Microsoft YaHei"/>
-                <w:b/>
-                <w:color w:val="1A1A1A"/>
-                <w:sz w:val="18"/>
-              </w:rPr>
-              <w:t>净流向</w:t>
-            </w:r>
-          </w:p>
-        </w:tc>
-        <w:tc>
-          <w:tcPr>
-            <w:tcW w:type="dxa" w:w="2266"/>
-            <w:shd w:fill="F6F8FA" w:val="clear"/>
-          </w:tcPr>
-          <w:p>
-            <w:pPr>
-              <w:spacing w:before="40" w:after="40" w:line="288" w:lineRule="auto"/>
-            </w:pPr>
-            <w:r/>
-            <w:r>
-              <w:rPr>
-                <w:rFonts w:ascii="Microsoft YaHei" w:hAnsi="Microsoft YaHei"/>
-                <w:b/>
-                <w:color w:val="1A1A1A"/>
-                <w:sz w:val="18"/>
-              </w:rPr>
-              <w:t>买入</w:t>
-            </w:r>
-          </w:p>
-        </w:tc>
-        <w:tc>
-          <w:tcPr>
-            <w:tcW w:type="dxa" w:w="2266"/>
-            <w:shd w:fill="F6F8FA" w:val="clear"/>
-          </w:tcPr>
-          <w:p>
-            <w:pPr>
-              <w:spacing w:before="40" w:after="40" w:line="288" w:lineRule="auto"/>
-            </w:pPr>
-            <w:r/>
-            <w:r>
-              <w:rPr>
-                <w:rFonts w:ascii="Microsoft YaHei" w:hAnsi="Microsoft YaHei"/>
-                <w:b/>
-                <w:color w:val="1A1A1A"/>
-                <w:sz w:val="18"/>
-              </w:rPr>
-              <w:t>卖出</w:t>
-            </w:r>
-          </w:p>
-        </w:tc>
-      </w:tr>
-      <w:tr>
-        <w:tc>
-          <w:tcPr>
-            <w:tcW w:type="dxa" w:w="2266"/>
-          </w:tcPr>
-          <w:p>
-            <w:pPr>
-              <w:spacing w:before="40" w:after="40" w:line="288" w:lineRule="auto"/>
-            </w:pPr>
-            <w:r/>
-            <w:r>
-              <w:rPr>
-                <w:rFonts w:ascii="Microsoft YaHei" w:hAnsi="Microsoft YaHei"/>
-                <w:b/>
-                <w:color w:val="1A1A1A"/>
-                <w:sz w:val="18"/>
-              </w:rPr>
-              <w:t>大单</w:t>
-            </w:r>
-          </w:p>
-        </w:tc>
-        <w:tc>
-          <w:tcPr>
-            <w:tcW w:type="dxa" w:w="2266"/>
-          </w:tcPr>
-          <w:p>
-            <w:pPr>
-              <w:spacing w:before="40" w:after="40" w:line="288" w:lineRule="auto"/>
-            </w:pPr>
-            <w:r/>
-            <w:r>
-              <w:rPr>
-                <w:rFonts w:ascii="Microsoft YaHei" w:hAnsi="Microsoft YaHei"/>
-                <w:b/>
-                <w:color w:val="1A1A1A"/>
-                <w:sz w:val="18"/>
-              </w:rPr>
-              <w:t>-3,031.99万</w:t>
-            </w:r>
-          </w:p>
-        </w:tc>
-        <w:tc>
-          <w:tcPr>
-            <w:tcW w:type="dxa" w:w="2266"/>
-          </w:tcPr>
-          <w:p>
-            <w:pPr>
-              <w:spacing w:before="40" w:after="40" w:line="288" w:lineRule="auto"/>
-            </w:pPr>
-            <w:r/>
-            <w:r>
-              <w:rPr>
-                <w:rFonts w:ascii="Microsoft YaHei" w:hAnsi="Microsoft YaHei"/>
-                <w:sz w:val="18"/>
-              </w:rPr>
-              <w:t>931.13万</w:t>
-            </w:r>
-          </w:p>
-        </w:tc>
-        <w:tc>
-          <w:tcPr>
-            <w:tcW w:type="dxa" w:w="2266"/>
-          </w:tcPr>
-          <w:p>
-            <w:pPr>
-              <w:spacing w:before="40" w:after="40" w:line="288" w:lineRule="auto"/>
-            </w:pPr>
-            <w:r/>
-            <w:r>
-              <w:rPr>
-                <w:rFonts w:ascii="Microsoft YaHei" w:hAnsi="Microsoft YaHei"/>
-                <w:sz w:val="18"/>
-              </w:rPr>
-              <w:t>3,963.13万</w:t>
-            </w:r>
-          </w:p>
-        </w:tc>
-      </w:tr>
-      <w:tr>
-        <w:tc>
-          <w:tcPr>
-            <w:tcW w:type="dxa" w:w="2266"/>
-            <w:shd w:fill="F8F9FA" w:val="clear"/>
-          </w:tcPr>
-          <w:p>
-            <w:pPr>
-              <w:spacing w:before="40" w:after="40" w:line="288" w:lineRule="auto"/>
-            </w:pPr>
-            <w:r/>
-            <w:r>
-              <w:rPr>
-                <w:rFonts w:ascii="Microsoft YaHei" w:hAnsi="Microsoft YaHei"/>
-                <w:b/>
-                <w:color w:val="1A1A1A"/>
-                <w:sz w:val="18"/>
-              </w:rPr>
-              <w:t>中单</w:t>
-            </w:r>
-          </w:p>
-        </w:tc>
-        <w:tc>
-          <w:tcPr>
-            <w:tcW w:type="dxa" w:w="2266"/>
-            <w:shd w:fill="F8F9FA" w:val="clear"/>
-          </w:tcPr>
-          <w:p>
-            <w:pPr>
-              <w:spacing w:before="40" w:after="40" w:line="288" w:lineRule="auto"/>
-            </w:pPr>
-            <w:r/>
-            <w:r>
-              <w:rPr>
-                <w:rFonts w:ascii="Microsoft YaHei" w:hAnsi="Microsoft YaHei"/>
-                <w:b/>
-                <w:color w:val="1A1A1A"/>
-                <w:sz w:val="18"/>
-              </w:rPr>
-              <w:t>-3,392.64万</w:t>
-            </w:r>
-          </w:p>
-        </w:tc>
-        <w:tc>
-          <w:tcPr>
-            <w:tcW w:type="dxa" w:w="2266"/>
-            <w:shd w:fill="F8F9FA" w:val="clear"/>
-          </w:tcPr>
-          <w:p>
-            <w:pPr>
-              <w:spacing w:before="40" w:after="40" w:line="288" w:lineRule="auto"/>
-            </w:pPr>
-            <w:r/>
-            <w:r>
-              <w:rPr>
-                <w:rFonts w:ascii="Microsoft YaHei" w:hAnsi="Microsoft YaHei"/>
-                <w:sz w:val="18"/>
-              </w:rPr>
-              <w:t>2,411.41亿?</w:t>
-            </w:r>
-          </w:p>
-        </w:tc>
-        <w:tc>
-          <w:tcPr>
-            <w:tcW w:type="dxa" w:w="2266"/>
-            <w:shd w:fill="F8F9FA" w:val="clear"/>
-          </w:tcPr>
-          <w:p>
-            <w:pPr>
-              <w:spacing w:before="40" w:after="40" w:line="288" w:lineRule="auto"/>
-            </w:pPr>
-            <w:r/>
-            <w:r>
-              <w:rPr>
-                <w:rFonts w:ascii="Microsoft YaHei" w:hAnsi="Microsoft YaHei"/>
-                <w:sz w:val="18"/>
-              </w:rPr>
-              <w:t>2,750.68亿?</w:t>
-            </w:r>
-          </w:p>
-        </w:tc>
-      </w:tr>
-      <w:tr>
-        <w:tc>
-          <w:tcPr>
-            <w:tcW w:type="dxa" w:w="2266"/>
-          </w:tcPr>
-          <w:p>
-            <w:pPr>
-              <w:spacing w:before="40" w:after="40" w:line="288" w:lineRule="auto"/>
-            </w:pPr>
-            <w:r/>
-            <w:r>
-              <w:rPr>
-                <w:rFonts w:ascii="Microsoft YaHei" w:hAnsi="Microsoft YaHei"/>
-                <w:b/>
-                <w:color w:val="1A1A1A"/>
-                <w:sz w:val="18"/>
-              </w:rPr>
-              <w:t>小单</w:t>
-            </w:r>
-          </w:p>
-        </w:tc>
-        <w:tc>
-          <w:tcPr>
-            <w:tcW w:type="dxa" w:w="2266"/>
-          </w:tcPr>
-          <w:p>
-            <w:pPr>
-              <w:spacing w:before="40" w:after="40" w:line="288" w:lineRule="auto"/>
-            </w:pPr>
-            <w:r/>
-            <w:r>
-              <w:rPr>
-                <w:rFonts w:ascii="Microsoft YaHei" w:hAnsi="Microsoft YaHei"/>
-                <w:b/>
-                <w:color w:val="1A1A1A"/>
-                <w:sz w:val="18"/>
-              </w:rPr>
-              <w:t>+34.33万</w:t>
-            </w:r>
-          </w:p>
-        </w:tc>
-        <w:tc>
-          <w:tcPr>
-            <w:tcW w:type="dxa" w:w="2266"/>
-          </w:tcPr>
-          <w:p>
-            <w:pPr>
-              <w:spacing w:before="40" w:after="40" w:line="288" w:lineRule="auto"/>
-            </w:pPr>
-            <w:r/>
-            <w:r>
-              <w:rPr>
-                <w:rFonts w:ascii="Microsoft YaHei" w:hAnsi="Microsoft YaHei"/>
-                <w:sz w:val="18"/>
-              </w:rPr>
-              <w:t>10,365.60万</w:t>
-            </w:r>
-          </w:p>
-        </w:tc>
-        <w:tc>
-          <w:tcPr>
-            <w:tcW w:type="dxa" w:w="2266"/>
-          </w:tcPr>
-          <w:p>
-            <w:pPr>
-              <w:spacing w:before="40" w:after="40" w:line="288" w:lineRule="auto"/>
-            </w:pPr>
-            <w:r/>
-            <w:r>
-              <w:rPr>
-                <w:rFonts w:ascii="Microsoft YaHei" w:hAnsi="Microsoft YaHei"/>
-                <w:sz w:val="18"/>
-              </w:rPr>
-              <w:t>10,331.27万</w:t>
-            </w:r>
-          </w:p>
-        </w:tc>
-      </w:tr>
-      <w:tr>
-        <w:tc>
-          <w:tcPr>
-            <w:tcW w:type="dxa" w:w="2266"/>
-            <w:shd w:fill="F8F9FA" w:val="clear"/>
-          </w:tcPr>
-          <w:p>
-            <w:pPr>
-              <w:spacing w:before="40" w:after="40" w:line="288" w:lineRule="auto"/>
-            </w:pPr>
-            <w:r/>
-            <w:r>
-              <w:rPr>
-                <w:rFonts w:ascii="Microsoft YaHei" w:hAnsi="Microsoft YaHei"/>
-                <w:b/>
-                <w:color w:val="1A1A1A"/>
-                <w:sz w:val="18"/>
-              </w:rPr>
-              <w:t>合计</w:t>
-            </w:r>
-          </w:p>
-        </w:tc>
-        <w:tc>
-          <w:tcPr>
-            <w:tcW w:type="dxa" w:w="2266"/>
-            <w:shd w:fill="F8F9FA" w:val="clear"/>
-          </w:tcPr>
-          <w:p>
-            <w:pPr>
-              <w:spacing w:before="40" w:after="40" w:line="288" w:lineRule="auto"/>
-            </w:pPr>
-            <w:r/>
-            <w:r>
-              <w:rPr>
-                <w:rFonts w:ascii="Microsoft YaHei" w:hAnsi="Microsoft YaHei"/>
-                <w:b/>
-                <w:color w:val="1A1A1A"/>
-                <w:sz w:val="18"/>
-              </w:rPr>
-              <w:t>-6,390.30万</w:t>
-            </w:r>
-          </w:p>
-        </w:tc>
-        <w:tc>
-          <w:tcPr>
-            <w:tcW w:type="dxa" w:w="2266"/>
-            <w:shd w:fill="F8F9FA" w:val="clear"/>
-          </w:tcPr>
-          <w:p>
-            <w:pPr>
-              <w:spacing w:before="40" w:after="40" w:line="288" w:lineRule="auto"/>
-            </w:pPr>
-            <w:r/>
-            <w:r>
-              <w:rPr>
-                <w:rFonts w:ascii="Microsoft YaHei" w:hAnsi="Microsoft YaHei"/>
-                <w:sz w:val="18"/>
-              </w:rPr>
-              <w:t>—</w:t>
-            </w:r>
-          </w:p>
-        </w:tc>
-        <w:tc>
-          <w:tcPr>
-            <w:tcW w:type="dxa" w:w="2266"/>
-            <w:shd w:fill="F8F9FA" w:val="clear"/>
-          </w:tcPr>
-          <w:p>
-            <w:pPr>
-              <w:spacing w:before="40" w:after="40" w:line="288" w:lineRule="auto"/>
-            </w:pPr>
-            <w:r/>
-            <w:r>
-              <w:rPr>
-                <w:rFonts w:ascii="Microsoft YaHei" w:hAnsi="Microsoft YaHei"/>
-                <w:sz w:val="18"/>
-              </w:rPr>
-              <w:t>—</w:t>
-            </w:r>
-          </w:p>
-        </w:tc>
-      </w:tr>
-    </w:tbl>
-    <w:p/>
-    <w:p>
-      <w:r>
-        <w:rPr>
-          <w:rFonts w:ascii="Microsoft YaHei" w:hAnsi="Microsoft YaHei"/>
-        </w:rPr>
-        <w:t>&gt; 注：中单买入/卖出数据单位疑为万元，净额-3,392.64万元无误。</w:t>
-      </w:r>
-    </w:p>
-    <w:p>
-      <w:r>
-        <w:rPr>
-          <w:rFonts w:ascii="Microsoft YaHei" w:hAnsi="Microsoft YaHei"/>
-          <w:b/>
-          <w:color w:val="1A1A1A"/>
-        </w:rPr>
-        <w:t>大单+中单昨日合计净流出约6,424.63万元</w:t>
-      </w:r>
-      <w:r>
-        <w:rPr>
-          <w:rFonts w:ascii="Microsoft YaHei" w:hAnsi="Microsoft YaHei"/>
-        </w:rPr>
-        <w:t>，而小单微幅净流入34万元。今日盘中继续净流出6,305万元，说明</w:t>
-      </w:r>
-      <w:r>
-        <w:rPr>
-          <w:rFonts w:ascii="Microsoft YaHei" w:hAnsi="Microsoft YaHei"/>
-          <w:b/>
-          <w:color w:val="1A1A1A"/>
-        </w:rPr>
-        <w:t>主力资金短期仍以减仓为主</w:t>
-      </w:r>
-      <w:r>
-        <w:rPr>
-          <w:rFonts w:ascii="Microsoft YaHei" w:hAnsi="Microsoft YaHei"/>
-        </w:rPr>
-        <w:t>。</w:t>
-      </w:r>
-    </w:p>
-    <w:p>
-      <w:pPr>
-        <w:spacing w:before="280" w:after="80" w:line="312" w:lineRule="auto"/>
-      </w:pPr>
-      <w:r>
-        <w:rPr>
-          <w:rFonts w:ascii="Microsoft YaHei" w:hAnsi="Microsoft YaHei"/>
-          <w:b/>
-          <w:color w:val="333333"/>
-          <w:sz w:val="24"/>
-        </w:rPr>
-        <w:t>融资融券数据</w:t>
+        <w:t>上一交易日资金细分</w:t>
       </w:r>
     </w:p>
     <w:tbl>
@@ -1785,7 +951,7 @@
                 <w:color w:val="1A1A1A"/>
                 <w:sz w:val="18"/>
               </w:rPr>
-              <w:t>项目</w:t>
+              <w:t>资金类型</w:t>
             </w:r>
           </w:p>
         </w:tc>
@@ -1806,7 +972,377 @@
                 <w:color w:val="1A1A1A"/>
                 <w:sz w:val="18"/>
               </w:rPr>
-              <w:t>数据</w:t>
+              <w:t>净额（元）</w:t>
+            </w:r>
+          </w:p>
+        </w:tc>
+        <w:tc>
+          <w:tcPr>
+            <w:tcW w:type="dxa" w:w="3022"/>
+            <w:shd w:fill="F6F8FA" w:val="clear"/>
+          </w:tcPr>
+          <w:p>
+            <w:pPr>
+              <w:spacing w:before="40" w:after="40" w:line="288" w:lineRule="auto"/>
+            </w:pPr>
+            <w:r/>
+            <w:r>
+              <w:rPr>
+                <w:rFonts w:ascii="Microsoft YaHei" w:hAnsi="Microsoft YaHei"/>
+                <w:b/>
+                <w:color w:val="1A1A1A"/>
+                <w:sz w:val="18"/>
+              </w:rPr>
+              <w:t>方向</w:t>
+            </w:r>
+          </w:p>
+        </w:tc>
+      </w:tr>
+      <w:tr>
+        <w:tc>
+          <w:tcPr>
+            <w:tcW w:type="dxa" w:w="3022"/>
+          </w:tcPr>
+          <w:p>
+            <w:pPr>
+              <w:spacing w:before="40" w:after="40" w:line="288" w:lineRule="auto"/>
+            </w:pPr>
+            <w:r/>
+            <w:r>
+              <w:rPr>
+                <w:rFonts w:ascii="Microsoft YaHei" w:hAnsi="Microsoft YaHei"/>
+                <w:sz w:val="18"/>
+              </w:rPr>
+              <w:t>大单</w:t>
+            </w:r>
+          </w:p>
+        </w:tc>
+        <w:tc>
+          <w:tcPr>
+            <w:tcW w:type="dxa" w:w="3022"/>
+          </w:tcPr>
+          <w:p>
+            <w:pPr>
+              <w:spacing w:before="40" w:after="40" w:line="288" w:lineRule="auto"/>
+            </w:pPr>
+            <w:r/>
+            <w:r>
+              <w:rPr>
+                <w:rFonts w:ascii="Microsoft YaHei" w:hAnsi="Microsoft YaHei"/>
+                <w:b/>
+                <w:color w:val="1A1A1A"/>
+                <w:sz w:val="18"/>
+              </w:rPr>
+              <w:t>+2689.67万</w:t>
+            </w:r>
+          </w:p>
+        </w:tc>
+        <w:tc>
+          <w:tcPr>
+            <w:tcW w:type="dxa" w:w="3022"/>
+          </w:tcPr>
+          <w:p>
+            <w:pPr>
+              <w:spacing w:before="40" w:after="40" w:line="288" w:lineRule="auto"/>
+            </w:pPr>
+            <w:r/>
+            <w:r>
+              <w:rPr>
+                <w:rFonts w:ascii="Microsoft YaHei" w:hAnsi="Microsoft YaHei"/>
+                <w:sz w:val="18"/>
+              </w:rPr>
+              <w:t>净流入</w:t>
+            </w:r>
+          </w:p>
+        </w:tc>
+      </w:tr>
+      <w:tr>
+        <w:tc>
+          <w:tcPr>
+            <w:tcW w:type="dxa" w:w="3022"/>
+            <w:shd w:fill="F8F9FA" w:val="clear"/>
+          </w:tcPr>
+          <w:p>
+            <w:pPr>
+              <w:spacing w:before="40" w:after="40" w:line="288" w:lineRule="auto"/>
+            </w:pPr>
+            <w:r/>
+            <w:r>
+              <w:rPr>
+                <w:rFonts w:ascii="Microsoft YaHei" w:hAnsi="Microsoft YaHei"/>
+                <w:sz w:val="18"/>
+              </w:rPr>
+              <w:t>中单</w:t>
+            </w:r>
+          </w:p>
+        </w:tc>
+        <w:tc>
+          <w:tcPr>
+            <w:tcW w:type="dxa" w:w="3022"/>
+            <w:shd w:fill="F8F9FA" w:val="clear"/>
+          </w:tcPr>
+          <w:p>
+            <w:pPr>
+              <w:spacing w:before="40" w:after="40" w:line="288" w:lineRule="auto"/>
+            </w:pPr>
+            <w:r/>
+            <w:r>
+              <w:rPr>
+                <w:rFonts w:ascii="Microsoft YaHei" w:hAnsi="Microsoft YaHei"/>
+                <w:b/>
+                <w:color w:val="1A1A1A"/>
+                <w:sz w:val="18"/>
+              </w:rPr>
+              <w:t>-3236.57万</w:t>
+            </w:r>
+          </w:p>
+        </w:tc>
+        <w:tc>
+          <w:tcPr>
+            <w:tcW w:type="dxa" w:w="3022"/>
+            <w:shd w:fill="F8F9FA" w:val="clear"/>
+          </w:tcPr>
+          <w:p>
+            <w:pPr>
+              <w:spacing w:before="40" w:after="40" w:line="288" w:lineRule="auto"/>
+            </w:pPr>
+            <w:r/>
+            <w:r>
+              <w:rPr>
+                <w:rFonts w:ascii="Microsoft YaHei" w:hAnsi="Microsoft YaHei"/>
+                <w:sz w:val="18"/>
+              </w:rPr>
+              <w:t>净流出</w:t>
+            </w:r>
+          </w:p>
+        </w:tc>
+      </w:tr>
+      <w:tr>
+        <w:tc>
+          <w:tcPr>
+            <w:tcW w:type="dxa" w:w="3022"/>
+          </w:tcPr>
+          <w:p>
+            <w:pPr>
+              <w:spacing w:before="40" w:after="40" w:line="288" w:lineRule="auto"/>
+            </w:pPr>
+            <w:r/>
+            <w:r>
+              <w:rPr>
+                <w:rFonts w:ascii="Microsoft YaHei" w:hAnsi="Microsoft YaHei"/>
+                <w:sz w:val="18"/>
+              </w:rPr>
+              <w:t>小单</w:t>
+            </w:r>
+          </w:p>
+        </w:tc>
+        <w:tc>
+          <w:tcPr>
+            <w:tcW w:type="dxa" w:w="3022"/>
+          </w:tcPr>
+          <w:p>
+            <w:pPr>
+              <w:spacing w:before="40" w:after="40" w:line="288" w:lineRule="auto"/>
+            </w:pPr>
+            <w:r/>
+            <w:r>
+              <w:rPr>
+                <w:rFonts w:ascii="Microsoft YaHei" w:hAnsi="Microsoft YaHei"/>
+                <w:b/>
+                <w:color w:val="1A1A1A"/>
+                <w:sz w:val="18"/>
+              </w:rPr>
+              <w:t>-706.35万</w:t>
+            </w:r>
+          </w:p>
+        </w:tc>
+        <w:tc>
+          <w:tcPr>
+            <w:tcW w:type="dxa" w:w="3022"/>
+          </w:tcPr>
+          <w:p>
+            <w:pPr>
+              <w:spacing w:before="40" w:after="40" w:line="288" w:lineRule="auto"/>
+            </w:pPr>
+            <w:r/>
+            <w:r>
+              <w:rPr>
+                <w:rFonts w:ascii="Microsoft YaHei" w:hAnsi="Microsoft YaHei"/>
+                <w:sz w:val="18"/>
+              </w:rPr>
+              <w:t>净流出</w:t>
+            </w:r>
+          </w:p>
+        </w:tc>
+      </w:tr>
+      <w:tr>
+        <w:tc>
+          <w:tcPr>
+            <w:tcW w:type="dxa" w:w="3022"/>
+            <w:shd w:fill="F8F9FA" w:val="clear"/>
+          </w:tcPr>
+          <w:p>
+            <w:pPr>
+              <w:spacing w:before="40" w:after="40" w:line="288" w:lineRule="auto"/>
+            </w:pPr>
+            <w:r/>
+            <w:r>
+              <w:rPr>
+                <w:rFonts w:ascii="Microsoft YaHei" w:hAnsi="Microsoft YaHei"/>
+                <w:b/>
+                <w:color w:val="1A1A1A"/>
+                <w:sz w:val="18"/>
+              </w:rPr>
+              <w:t>合计</w:t>
+            </w:r>
+          </w:p>
+        </w:tc>
+        <w:tc>
+          <w:tcPr>
+            <w:tcW w:type="dxa" w:w="3022"/>
+            <w:shd w:fill="F8F9FA" w:val="clear"/>
+          </w:tcPr>
+          <w:p>
+            <w:pPr>
+              <w:spacing w:before="40" w:after="40" w:line="288" w:lineRule="auto"/>
+            </w:pPr>
+            <w:r/>
+            <w:r>
+              <w:rPr>
+                <w:rFonts w:ascii="Microsoft YaHei" w:hAnsi="Microsoft YaHei"/>
+                <w:b/>
+                <w:color w:val="1A1A1A"/>
+                <w:sz w:val="18"/>
+              </w:rPr>
+              <w:t>-1253.25万</w:t>
+            </w:r>
+          </w:p>
+        </w:tc>
+        <w:tc>
+          <w:tcPr>
+            <w:tcW w:type="dxa" w:w="3022"/>
+            <w:shd w:fill="F8F9FA" w:val="clear"/>
+          </w:tcPr>
+          <w:p>
+            <w:pPr>
+              <w:spacing w:before="40" w:after="40" w:line="288" w:lineRule="auto"/>
+            </w:pPr>
+            <w:r/>
+            <w:r>
+              <w:rPr>
+                <w:rFonts w:ascii="Microsoft YaHei" w:hAnsi="Microsoft YaHei"/>
+                <w:sz w:val="18"/>
+              </w:rPr>
+              <w:t>净流出</w:t>
+            </w:r>
+          </w:p>
+        </w:tc>
+      </w:tr>
+    </w:tbl>
+    <w:p/>
+    <w:p>
+      <w:r>
+        <w:rPr>
+          <w:rFonts w:ascii="Microsoft YaHei" w:hAnsi="Microsoft YaHei"/>
+        </w:rPr>
+        <w:t xml:space="preserve">上一交易日大单呈 </w:t>
+      </w:r>
+      <w:r>
+        <w:rPr>
+          <w:rFonts w:ascii="Microsoft YaHei" w:hAnsi="Microsoft YaHei"/>
+          <w:b/>
+          <w:color w:val="1A1A1A"/>
+        </w:rPr>
+        <w:t>净流入</w:t>
+      </w:r>
+      <w:r>
+        <w:rPr>
+          <w:rFonts w:ascii="Microsoft YaHei" w:hAnsi="Microsoft YaHei"/>
+        </w:rPr>
+        <w:t xml:space="preserve"> 态势（+2689.67万元），而中单和小单净流出，呈现出 </w:t>
+      </w:r>
+      <w:r>
+        <w:rPr>
+          <w:rFonts w:ascii="Microsoft YaHei" w:hAnsi="Microsoft YaHei"/>
+          <w:b/>
+          <w:color w:val="1A1A1A"/>
+        </w:rPr>
+        <w:t>机构吸筹、散户让筹</w:t>
+      </w:r>
+      <w:r>
+        <w:rPr>
+          <w:rFonts w:ascii="Microsoft YaHei" w:hAnsi="Microsoft YaHei"/>
+        </w:rPr>
+        <w:t xml:space="preserve"> 的特征，资金结构偏积极。</w:t>
+      </w:r>
+    </w:p>
+    <w:p>
+      <w:pPr>
+        <w:spacing w:before="280" w:after="80" w:line="312" w:lineRule="auto"/>
+      </w:pPr>
+      <w:r>
+        <w:rPr>
+          <w:rFonts w:ascii="Microsoft YaHei" w:hAnsi="Microsoft YaHei"/>
+          <w:b/>
+          <w:color w:val="333333"/>
+          <w:sz w:val="24"/>
+        </w:rPr>
+        <w:t>融资融券</w:t>
+      </w:r>
+    </w:p>
+    <w:tbl>
+      <w:tblPr>
+        <w:tblStyle w:val="TableGrid"/>
+        <w:tblW w:type="auto" w:w="0"/>
+        <w:jc w:val="center"/>
+        <w:tblLayout w:type="autofit"/>
+        <w:tblLook w:firstColumn="1" w:firstRow="1" w:lastColumn="0" w:lastRow="0" w:noHBand="0" w:noVBand="1" w:val="04A0"/>
+      </w:tblPr>
+      <w:tblGrid>
+        <w:gridCol w:w="3022"/>
+        <w:gridCol w:w="3022"/>
+        <w:gridCol w:w="3022"/>
+      </w:tblGrid>
+      <w:tr>
+        <w:tc>
+          <w:tcPr>
+            <w:tcW w:type="dxa" w:w="3022"/>
+            <w:shd w:fill="F6F8FA" w:val="clear"/>
+          </w:tcPr>
+          <w:p>
+            <w:pPr>
+              <w:spacing w:before="40" w:after="40" w:line="288" w:lineRule="auto"/>
+            </w:pPr>
+            <w:r/>
+            <w:r>
+              <w:rPr>
+                <w:rFonts w:ascii="Microsoft YaHei" w:hAnsi="Microsoft YaHei"/>
+                <w:b/>
+                <w:color w:val="1A1A1A"/>
+                <w:sz w:val="18"/>
+              </w:rPr>
+              <w:t>指标</w:t>
+            </w:r>
+          </w:p>
+        </w:tc>
+        <w:tc>
+          <w:tcPr>
+            <w:tcW w:type="dxa" w:w="3022"/>
+            <w:shd w:fill="F6F8FA" w:val="clear"/>
+          </w:tcPr>
+          <w:p>
+            <w:pPr>
+              <w:spacing w:before="40" w:after="40" w:line="288" w:lineRule="auto"/>
+            </w:pPr>
+            <w:r/>
+            <w:r>
+              <w:rPr>
+                <w:rFonts w:ascii="Microsoft YaHei" w:hAnsi="Microsoft YaHei"/>
+                <w:b/>
+                <w:color w:val="1A1A1A"/>
+                <w:sz w:val="18"/>
+              </w:rPr>
+              <w:t>数值</w:t>
             </w:r>
           </w:p>
         </w:tc>
@@ -1863,8 +1399,6 @@
             <w:r>
               <w:rPr>
                 <w:rFonts w:ascii="Microsoft YaHei" w:hAnsi="Microsoft YaHei"/>
-                <w:b/>
-                <w:color w:val="1A1A1A"/>
                 <w:sz w:val="18"/>
               </w:rPr>
               <w:t>22.82亿元</w:t>
@@ -1944,6 +1478,8 @@
             <w:r>
               <w:rPr>
                 <w:rFonts w:ascii="Microsoft YaHei" w:hAnsi="Microsoft YaHei"/>
+                <w:b/>
+                <w:color w:val="1A1A1A"/>
                 <w:sz w:val="18"/>
               </w:rPr>
               <w:t>-4.74%</w:t>
@@ -1958,35 +1494,7 @@
         <w:rPr>
           <w:rFonts w:ascii="Microsoft YaHei" w:hAnsi="Microsoft YaHei"/>
         </w:rPr>
-        <w:t xml:space="preserve">融资余额占流通市值比例 </w:t>
-      </w:r>
-      <w:r>
-        <w:rPr>
-          <w:rFonts w:ascii="Microsoft YaHei" w:hAnsi="Microsoft YaHei"/>
-          <w:b/>
-          <w:color w:val="1A1A1A"/>
-        </w:rPr>
-        <w:t>1.75%</w:t>
-      </w:r>
-      <w:r>
-        <w:rPr>
-          <w:rFonts w:ascii="Microsoft YaHei" w:hAnsi="Microsoft YaHei"/>
-        </w:rPr>
-        <w:t xml:space="preserve">，超过近一年80%分位水平，处于相对高位。但昨日融资净买入额为 </w:t>
-      </w:r>
-      <w:r>
-        <w:rPr>
-          <w:rFonts w:ascii="Microsoft YaHei" w:hAnsi="Microsoft YaHei"/>
-          <w:b/>
-          <w:color w:val="1A1A1A"/>
-        </w:rPr>
-        <w:t>-3,323万元</w:t>
-      </w:r>
-      <w:r>
-        <w:rPr>
-          <w:rFonts w:ascii="Microsoft YaHei" w:hAnsi="Microsoft YaHei"/>
-        </w:rPr>
-        <w:t>，显示杠杆资金在近日有所退潮。</w:t>
+        <w:t>融资余额小幅缩减，融券余额同步下降，杠杆资金情绪偏谨慎但未出现恐慌性撤退。</w:t>
       </w:r>
     </w:p>
     <w:p>
@@ -2025,7 +1533,7 @@
           <w:color w:val="333333"/>
           <w:sz w:val="24"/>
         </w:rPr>
-        <w:t>均线系统位置</w:t>
+        <w:t>均线系统</w:t>
       </w:r>
     </w:p>
     <w:tbl>
@@ -2037,15 +1545,14 @@
         <w:tblLook w:firstColumn="1" w:firstRow="1" w:lastColumn="0" w:lastRow="0" w:noHBand="0" w:noVBand="1" w:val="04A0"/>
       </w:tblPr>
       <w:tblGrid>
-        <w:gridCol w:w="2266"/>
-        <w:gridCol w:w="2266"/>
-        <w:gridCol w:w="2266"/>
-        <w:gridCol w:w="2266"/>
+        <w:gridCol w:w="3022"/>
+        <w:gridCol w:w="3022"/>
+        <w:gridCol w:w="3022"/>
       </w:tblGrid>
       <w:tr>
         <w:tc>
           <w:tcPr>
-            <w:tcW w:type="dxa" w:w="2266"/>
+            <w:tcW w:type="dxa" w:w="3022"/>
             <w:shd w:fill="F6F8FA" w:val="clear"/>
           </w:tcPr>
           <w:p>
@@ -2066,7 +1573,7 @@
         </w:tc>
         <w:tc>
           <w:tcPr>
-            <w:tcW w:type="dxa" w:w="2266"/>
+            <w:tcW w:type="dxa" w:w="3022"/>
             <w:shd w:fill="F6F8FA" w:val="clear"/>
           </w:tcPr>
           <w:p>
@@ -2081,13 +1588,13 @@
                 <w:color w:val="1A1A1A"/>
                 <w:sz w:val="18"/>
               </w:rPr>
-              <w:t>价格（元）</w:t>
+              <w:t>位置</w:t>
             </w:r>
           </w:p>
         </w:tc>
         <w:tc>
           <w:tcPr>
-            <w:tcW w:type="dxa" w:w="2266"/>
+            <w:tcW w:type="dxa" w:w="3022"/>
             <w:shd w:fill="F6F8FA" w:val="clear"/>
           </w:tcPr>
           <w:p>
@@ -2102,28 +1609,7 @@
                 <w:color w:val="1A1A1A"/>
                 <w:sz w:val="18"/>
               </w:rPr>
-              <w:t>当前价偏离度</w:t>
-            </w:r>
-          </w:p>
-        </w:tc>
-        <w:tc>
-          <w:tcPr>
-            <w:tcW w:type="dxa" w:w="2266"/>
-            <w:shd w:fill="F6F8FA" w:val="clear"/>
-          </w:tcPr>
-          <w:p>
-            <w:pPr>
-              <w:spacing w:before="40" w:after="40" w:line="288" w:lineRule="auto"/>
-            </w:pPr>
-            <w:r/>
-            <w:r>
-              <w:rPr>
-                <w:rFonts w:ascii="Microsoft YaHei" w:hAnsi="Microsoft YaHei"/>
-                <w:b/>
-                <w:color w:val="1A1A1A"/>
-                <w:sz w:val="18"/>
-              </w:rPr>
-              <w:t>状态</w:t>
+              <w:t>偏离度</w:t>
             </w:r>
           </w:p>
         </w:tc>
@@ -2131,7 +1617,7 @@
       <w:tr>
         <w:tc>
           <w:tcPr>
-            <w:tcW w:type="dxa" w:w="2266"/>
+            <w:tcW w:type="dxa" w:w="3022"/>
           </w:tcPr>
           <w:p>
             <w:pPr>
@@ -2143,13 +1629,13 @@
                 <w:rFonts w:ascii="Microsoft YaHei" w:hAnsi="Microsoft YaHei"/>
                 <w:sz w:val="18"/>
               </w:rPr>
-              <w:t>MA5</w:t>
+              <w:t>MA5（5日均线）</w:t>
             </w:r>
           </w:p>
         </w:tc>
         <w:tc>
           <w:tcPr>
-            <w:tcW w:type="dxa" w:w="2266"/>
+            <w:tcW w:type="dxa" w:w="3022"/>
           </w:tcPr>
           <w:p>
             <w:pPr>
@@ -2161,19 +1647,8 @@
                 <w:rFonts w:ascii="Microsoft YaHei" w:hAnsi="Microsoft YaHei"/>
                 <w:sz w:val="18"/>
               </w:rPr>
-              <w:t>15.21</w:t>
+              <w:t xml:space="preserve">约 </w:t>
             </w:r>
-          </w:p>
-        </w:tc>
-        <w:tc>
-          <w:tcPr>
-            <w:tcW w:type="dxa" w:w="2266"/>
-          </w:tcPr>
-          <w:p>
-            <w:pPr>
-              <w:spacing w:before="40" w:after="40" w:line="288" w:lineRule="auto"/>
-            </w:pPr>
-            <w:r/>
             <w:r>
               <w:rPr>
                 <w:rFonts w:ascii="Microsoft YaHei" w:hAnsi="Microsoft YaHei"/>
@@ -2181,13 +1656,13 @@
                 <w:color w:val="1A1A1A"/>
                 <w:sz w:val="18"/>
               </w:rPr>
-              <w:t>-6.0%</w:t>
+              <w:t>15.21元</w:t>
             </w:r>
           </w:p>
         </w:tc>
         <w:tc>
           <w:tcPr>
-            <w:tcW w:type="dxa" w:w="2266"/>
+            <w:tcW w:type="dxa" w:w="3022"/>
           </w:tcPr>
           <w:p>
             <w:pPr>
@@ -2199,7 +1674,16 @@
                 <w:rFonts w:ascii="Microsoft YaHei" w:hAnsi="Microsoft YaHei"/>
                 <w:sz w:val="18"/>
               </w:rPr>
-              <w:t>下方</w:t>
+              <w:t xml:space="preserve">当前价低于均线 </w:t>
+            </w:r>
+            <w:r>
+              <w:rPr>
+                <w:rFonts w:ascii="Microsoft YaHei" w:hAnsi="Microsoft YaHei"/>
+                <w:b/>
+                <w:color w:val="1A1A1A"/>
+                <w:sz w:val="18"/>
+              </w:rPr>
+              <w:t>6.0%</w:t>
             </w:r>
           </w:p>
         </w:tc>
@@ -2207,7 +1691,7 @@
       <w:tr>
         <w:tc>
           <w:tcPr>
-            <w:tcW w:type="dxa" w:w="2266"/>
+            <w:tcW w:type="dxa" w:w="3022"/>
             <w:shd w:fill="F8F9FA" w:val="clear"/>
           </w:tcPr>
           <w:p>
@@ -2220,13 +1704,13 @@
                 <w:rFonts w:ascii="Microsoft YaHei" w:hAnsi="Microsoft YaHei"/>
                 <w:sz w:val="18"/>
               </w:rPr>
-              <w:t>MA10</w:t>
+              <w:t>MA10（10日均线）</w:t>
             </w:r>
           </w:p>
         </w:tc>
         <w:tc>
           <w:tcPr>
-            <w:tcW w:type="dxa" w:w="2266"/>
+            <w:tcW w:type="dxa" w:w="3022"/>
             <w:shd w:fill="F8F9FA" w:val="clear"/>
           </w:tcPr>
           <w:p>
@@ -2239,20 +1723,8 @@
                 <w:rFonts w:ascii="Microsoft YaHei" w:hAnsi="Microsoft YaHei"/>
                 <w:sz w:val="18"/>
               </w:rPr>
-              <w:t>14.90</w:t>
+              <w:t xml:space="preserve">约 </w:t>
             </w:r>
-          </w:p>
-        </w:tc>
-        <w:tc>
-          <w:tcPr>
-            <w:tcW w:type="dxa" w:w="2266"/>
-            <w:shd w:fill="F8F9FA" w:val="clear"/>
-          </w:tcPr>
-          <w:p>
-            <w:pPr>
-              <w:spacing w:before="40" w:after="40" w:line="288" w:lineRule="auto"/>
-            </w:pPr>
-            <w:r/>
             <w:r>
               <w:rPr>
                 <w:rFonts w:ascii="Microsoft YaHei" w:hAnsi="Microsoft YaHei"/>
@@ -2260,13 +1732,13 @@
                 <w:color w:val="1A1A1A"/>
                 <w:sz w:val="18"/>
               </w:rPr>
-              <w:t>-4.1%</w:t>
+              <w:t>14.90元</w:t>
             </w:r>
           </w:p>
         </w:tc>
         <w:tc>
           <w:tcPr>
-            <w:tcW w:type="dxa" w:w="2266"/>
+            <w:tcW w:type="dxa" w:w="3022"/>
             <w:shd w:fill="F8F9FA" w:val="clear"/>
           </w:tcPr>
           <w:p>
@@ -2279,7 +1751,16 @@
                 <w:rFonts w:ascii="Microsoft YaHei" w:hAnsi="Microsoft YaHei"/>
                 <w:sz w:val="18"/>
               </w:rPr>
-              <w:t>下方</w:t>
+              <w:t xml:space="preserve">当前价低于均线 </w:t>
+            </w:r>
+            <w:r>
+              <w:rPr>
+                <w:rFonts w:ascii="Microsoft YaHei" w:hAnsi="Microsoft YaHei"/>
+                <w:b/>
+                <w:color w:val="1A1A1A"/>
+                <w:sz w:val="18"/>
+              </w:rPr>
+              <w:t>4.1%</w:t>
             </w:r>
           </w:p>
         </w:tc>
@@ -2287,7 +1768,7 @@
       <w:tr>
         <w:tc>
           <w:tcPr>
-            <w:tcW w:type="dxa" w:w="2266"/>
+            <w:tcW w:type="dxa" w:w="3022"/>
           </w:tcPr>
           <w:p>
             <w:pPr>
@@ -2299,13 +1780,13 @@
                 <w:rFonts w:ascii="Microsoft YaHei" w:hAnsi="Microsoft YaHei"/>
                 <w:sz w:val="18"/>
               </w:rPr>
-              <w:t>MA20（布林中轨）</w:t>
+              <w:t>MA20/布林中轨</w:t>
             </w:r>
           </w:p>
         </w:tc>
         <w:tc>
           <w:tcPr>
-            <w:tcW w:type="dxa" w:w="2266"/>
+            <w:tcW w:type="dxa" w:w="3022"/>
           </w:tcPr>
           <w:p>
             <w:pPr>
@@ -2317,19 +1798,8 @@
                 <w:rFonts w:ascii="Microsoft YaHei" w:hAnsi="Microsoft YaHei"/>
                 <w:sz w:val="18"/>
               </w:rPr>
-              <w:t>15.76</w:t>
+              <w:t xml:space="preserve">约 </w:t>
             </w:r>
-          </w:p>
-        </w:tc>
-        <w:tc>
-          <w:tcPr>
-            <w:tcW w:type="dxa" w:w="2266"/>
-          </w:tcPr>
-          <w:p>
-            <w:pPr>
-              <w:spacing w:before="40" w:after="40" w:line="288" w:lineRule="auto"/>
-            </w:pPr>
-            <w:r/>
             <w:r>
               <w:rPr>
                 <w:rFonts w:ascii="Microsoft YaHei" w:hAnsi="Microsoft YaHei"/>
@@ -2337,13 +1807,13 @@
                 <w:color w:val="1A1A1A"/>
                 <w:sz w:val="18"/>
               </w:rPr>
-              <w:t>-9.3%</w:t>
+              <w:t>15.76元</w:t>
             </w:r>
           </w:p>
         </w:tc>
         <w:tc>
           <w:tcPr>
-            <w:tcW w:type="dxa" w:w="2266"/>
+            <w:tcW w:type="dxa" w:w="3022"/>
           </w:tcPr>
           <w:p>
             <w:pPr>
@@ -2355,63 +1825,22 @@
                 <w:rFonts w:ascii="Microsoft YaHei" w:hAnsi="Microsoft YaHei"/>
                 <w:sz w:val="18"/>
               </w:rPr>
-              <w:t>下方</w:t>
+              <w:t xml:space="preserve">当前价低于均线 </w:t>
+            </w:r>
+            <w:r>
+              <w:rPr>
+                <w:rFonts w:ascii="Microsoft YaHei" w:hAnsi="Microsoft YaHei"/>
+                <w:b/>
+                <w:color w:val="1A1A1A"/>
+                <w:sz w:val="18"/>
+              </w:rPr>
+              <w:t>9.3%</w:t>
             </w:r>
           </w:p>
         </w:tc>
       </w:tr>
     </w:tbl>
     <w:p/>
-    <w:p>
-      <w:r>
-        <w:rPr>
-          <w:rFonts w:ascii="Microsoft YaHei" w:hAnsi="Microsoft YaHei"/>
-        </w:rPr>
-        <w:t xml:space="preserve">当前股价 </w:t>
-      </w:r>
-      <w:r>
-        <w:rPr>
-          <w:rFonts w:ascii="Microsoft YaHei" w:hAnsi="Microsoft YaHei"/>
-          <w:b/>
-          <w:color w:val="1A1A1A"/>
-        </w:rPr>
-        <w:t>14.29元</w:t>
-      </w:r>
-      <w:r>
-        <w:rPr>
-          <w:rFonts w:ascii="Microsoft YaHei" w:hAnsi="Microsoft YaHei"/>
-        </w:rPr>
-        <w:t xml:space="preserve"> 全部运行在MA5/MA10/MA20三条均线下方，</w:t>
-      </w:r>
-      <w:r>
-        <w:rPr>
-          <w:rFonts w:ascii="Microsoft YaHei" w:hAnsi="Microsoft YaHei"/>
-          <w:b/>
-          <w:color w:val="1A1A1A"/>
-        </w:rPr>
-        <w:t>短期空头排列格局明显</w:t>
-      </w:r>
-      <w:r>
-        <w:rPr>
-          <w:rFonts w:ascii="Microsoft YaHei" w:hAnsi="Microsoft YaHei"/>
-        </w:rPr>
-        <w:t xml:space="preserve">。虽然今日录得上涨，但距上方的MA5（15.21元）仍有约 </w:t>
-      </w:r>
-      <w:r>
-        <w:rPr>
-          <w:rFonts w:ascii="Microsoft YaHei" w:hAnsi="Microsoft YaHei"/>
-          <w:b/>
-          <w:color w:val="1A1A1A"/>
-        </w:rPr>
-        <w:t>6%</w:t>
-      </w:r>
-      <w:r>
-        <w:rPr>
-          <w:rFonts w:ascii="Microsoft YaHei" w:hAnsi="Microsoft YaHei"/>
-        </w:rPr>
-        <w:t xml:space="preserve"> 的空间，反弹尚未形成有效突破。</w:t>
-      </w:r>
-    </w:p>
     <w:p>
       <w:pPr>
         <w:spacing w:before="280" w:after="80" w:line="312" w:lineRule="auto"/>
@@ -2423,7 +1852,7 @@
           <w:color w:val="333333"/>
           <w:sz w:val="24"/>
         </w:rPr>
-        <w:t>布林带（BOLL）通道</w:t>
+        <w:t>布林带</w:t>
       </w:r>
     </w:p>
     <w:tbl>
@@ -2477,7 +1906,7 @@
                 <w:color w:val="1A1A1A"/>
                 <w:sz w:val="18"/>
               </w:rPr>
-              <w:t>价格（元）</w:t>
+              <w:t>数值</w:t>
             </w:r>
           </w:p>
         </w:tc>
@@ -2515,7 +1944,7 @@
                 <w:rFonts w:ascii="Microsoft YaHei" w:hAnsi="Microsoft YaHei"/>
                 <w:sz w:val="18"/>
               </w:rPr>
-              <w:t>18.02</w:t>
+              <w:t>18.02元</w:t>
             </w:r>
           </w:p>
         </w:tc>
@@ -2555,7 +1984,7 @@
                 <w:rFonts w:ascii="Microsoft YaHei" w:hAnsi="Microsoft YaHei"/>
                 <w:sz w:val="18"/>
               </w:rPr>
-              <w:t>15.76</w:t>
+              <w:t>15.76元</w:t>
             </w:r>
           </w:p>
         </w:tc>
@@ -2595,49 +2024,7 @@
                 <w:color w:val="1A1A1A"/>
                 <w:sz w:val="18"/>
               </w:rPr>
-              <w:t>13.50</w:t>
-            </w:r>
-          </w:p>
-        </w:tc>
-      </w:tr>
-      <w:tr>
-        <w:tc>
-          <w:tcPr>
-            <w:tcW w:type="dxa" w:w="4533"/>
-            <w:shd w:fill="F8F9FA" w:val="clear"/>
-          </w:tcPr>
-          <w:p>
-            <w:pPr>
-              <w:spacing w:before="40" w:after="40" w:line="288" w:lineRule="auto"/>
-            </w:pPr>
-            <w:r/>
-            <w:r>
-              <w:rPr>
-                <w:rFonts w:ascii="Microsoft YaHei" w:hAnsi="Microsoft YaHei"/>
-                <w:sz w:val="18"/>
-              </w:rPr>
-              <w:t>当前价</w:t>
-            </w:r>
-          </w:p>
-        </w:tc>
-        <w:tc>
-          <w:tcPr>
-            <w:tcW w:type="dxa" w:w="4533"/>
-            <w:shd w:fill="F8F9FA" w:val="clear"/>
-          </w:tcPr>
-          <w:p>
-            <w:pPr>
-              <w:spacing w:before="40" w:after="40" w:line="288" w:lineRule="auto"/>
-            </w:pPr>
-            <w:r/>
-            <w:r>
-              <w:rPr>
-                <w:rFonts w:ascii="Microsoft YaHei" w:hAnsi="Microsoft YaHei"/>
-                <w:b/>
-                <w:color w:val="1A1A1A"/>
-                <w:sz w:val="18"/>
-              </w:rPr>
-              <w:t>14.29</w:t>
+              <w:t>13.50元</w:t>
             </w:r>
           </w:p>
         </w:tc>
@@ -2648,8 +2035,16 @@
       <w:r>
         <w:rPr>
           <w:rFonts w:ascii="Microsoft YaHei" w:hAnsi="Microsoft YaHei"/>
+          <w:b/>
+          <w:color w:val="1A1A1A"/>
         </w:rPr>
-        <w:t xml:space="preserve">当前价格位于布林带中轨（15.76元）与下轨（13.50元）之间，距下轨仅 </w:t>
+        <w:t>技术研判：</w:t>
+      </w:r>
+      <w:r>
+        <w:rPr>
+          <w:rFonts w:ascii="Microsoft YaHei" w:hAnsi="Microsoft YaHei"/>
+        </w:rPr>
+        <w:t xml:space="preserve"> 当前股价 </w:t>
       </w:r>
       <w:r>
         <w:rPr>
@@ -2657,13 +2052,13 @@
           <w:b/>
           <w:color w:val="1A1A1A"/>
         </w:rPr>
-        <w:t>5.9%</w:t>
+        <w:t>14.29元</w:t>
       </w:r>
       <w:r>
         <w:rPr>
           <w:rFonts w:ascii="Microsoft YaHei" w:hAnsi="Microsoft YaHei"/>
         </w:rPr>
-        <w:t>。昨日低点13.86元接近下轨支撑位，</w:t>
+        <w:t xml:space="preserve">，低于所有短期均线（MA5/MA10/MA20），处于 </w:t>
       </w:r>
       <w:r>
         <w:rPr>
@@ -2671,13 +2066,69 @@
           <w:b/>
           <w:color w:val="1A1A1A"/>
         </w:rPr>
-        <w:t>下轨13.50元是当前重要的技术支撑</w:t>
+        <w:t>空头排列</w:t>
       </w:r>
       <w:r>
         <w:rPr>
           <w:rFonts w:ascii="Microsoft YaHei" w:hAnsi="Microsoft YaHei"/>
         </w:rPr>
-        <w:t>。若股价能延续反弹，MA10（14.90元）将是第一道阻力，MA5（15.21元）为第二道阻力。</w:t>
+        <w:t xml:space="preserve"> 格局。但今日阳线反弹已远离布林下轨（13.50元），偏离度从前期低位明显收窄。从盘中走势看，低点 </w:t>
+      </w:r>
+      <w:r>
+        <w:rPr>
+          <w:rFonts w:ascii="Microsoft YaHei" w:hAnsi="Microsoft YaHei"/>
+          <w:b/>
+          <w:color w:val="1A1A1A"/>
+        </w:rPr>
+        <w:t>13.86元</w:t>
+      </w:r>
+      <w:r>
+        <w:rPr>
+          <w:rFonts w:ascii="Microsoft YaHei" w:hAnsi="Microsoft YaHei"/>
+        </w:rPr>
+        <w:t xml:space="preserve"> 接近布林下轨附近获支撑后反弹，短期存在 </w:t>
+      </w:r>
+      <w:r>
+        <w:rPr>
+          <w:rFonts w:ascii="Microsoft YaHei" w:hAnsi="Microsoft YaHei"/>
+          <w:b/>
+          <w:color w:val="1A1A1A"/>
+        </w:rPr>
+        <w:t>超跌反弹修复</w:t>
+      </w:r>
+      <w:r>
+        <w:rPr>
+          <w:rFonts w:ascii="Microsoft YaHei" w:hAnsi="Microsoft YaHei"/>
+        </w:rPr>
+        <w:t xml:space="preserve"> 的技术需求。上方第一阻力位在 </w:t>
+      </w:r>
+      <w:r>
+        <w:rPr>
+          <w:rFonts w:ascii="Microsoft YaHei" w:hAnsi="Microsoft YaHei"/>
+          <w:b/>
+          <w:color w:val="1A1A1A"/>
+        </w:rPr>
+        <w:t>MA10（14.90元）</w:t>
+      </w:r>
+      <w:r>
+        <w:rPr>
+          <w:rFonts w:ascii="Microsoft YaHei" w:hAnsi="Microsoft YaHei"/>
+        </w:rPr>
+        <w:t xml:space="preserve"> 附近，第二阻力位在 </w:t>
+      </w:r>
+      <w:r>
+        <w:rPr>
+          <w:rFonts w:ascii="Microsoft YaHei" w:hAnsi="Microsoft YaHei"/>
+          <w:b/>
+          <w:color w:val="1A1A1A"/>
+        </w:rPr>
+        <w:t>MA5（15.21元）</w:t>
+      </w:r>
+      <w:r>
+        <w:rPr>
+          <w:rFonts w:ascii="Microsoft YaHei" w:hAnsi="Microsoft YaHei"/>
+        </w:rPr>
+        <w:t>。</w:t>
       </w:r>
     </w:p>
     <w:p>
@@ -2716,7 +2167,51 @@
           <w:color w:val="333333"/>
           <w:sz w:val="24"/>
         </w:rPr>
-        <w:t>重要公告解读</w:t>
+        <w:t>隔夜全球要闻解读</w:t>
+      </w:r>
+    </w:p>
+    <w:p>
+      <w:r>
+        <w:rPr>
+          <w:rFonts w:ascii="Microsoft YaHei" w:hAnsi="Microsoft YaHei"/>
+        </w:rPr>
+        <w:t>今日盘中涉及一条重要快讯——</w:t>
+      </w:r>
+      <w:r>
+        <w:rPr>
+          <w:rFonts w:ascii="Microsoft YaHei" w:hAnsi="Microsoft YaHei"/>
+          <w:b/>
+          <w:color w:val="1A1A1A"/>
+        </w:rPr>
+        <w:t>伊朗提议管理霍尔木兹海峡航运</w:t>
+      </w:r>
+      <w:r>
+        <w:rPr>
+          <w:rFonts w:ascii="Microsoft YaHei" w:hAnsi="Microsoft YaHei"/>
+        </w:rPr>
+        <w:t>，要点如下：</w:t>
+      </w:r>
+    </w:p>
+    <w:p>
+      <w:r>
+        <w:rPr>
+          <w:rFonts w:ascii="Microsoft YaHei" w:hAnsi="Microsoft YaHei"/>
+        </w:rPr>
+        <w:t xml:space="preserve">&gt; 伊朗向阿曼提议，由伊朗负责管理霍尔木兹海峡一侧的单向航运通行，阿曼负责管理另一侧。同时，伊朗军方声明：接受美国使用伊朗资产进行赔偿的任何国家或公司，其所属船只将不被允许通过霍尔木兹海峡。此外，国际原油期货结算价大幅收跌 </w:t>
+      </w:r>
+      <w:r>
+        <w:rPr>
+          <w:rFonts w:ascii="Microsoft YaHei" w:hAnsi="Microsoft YaHei"/>
+          <w:b/>
+          <w:color w:val="1A1A1A"/>
+        </w:rPr>
+        <w:t>超4%</w:t>
+      </w:r>
+      <w:r>
+        <w:rPr>
+          <w:rFonts w:ascii="Microsoft YaHei" w:hAnsi="Microsoft YaHei"/>
+        </w:rPr>
+        <w:t>。</w:t>
       </w:r>
     </w:p>
     <w:p>
@@ -2726,15 +2221,26 @@
           <w:b/>
           <w:color w:val="1A1A1A"/>
         </w:rPr>
-        <w:t>① 董事会换届及董事长选举</w:t>
+        <w:t>对招商轮船的影响分析：</w:t>
       </w:r>
     </w:p>
     <w:p>
+      <w:pPr>
+        <w:pStyle w:val="ListNumber"/>
+      </w:pPr>
+      <w:r>
+        <w:rPr>
+          <w:rFonts w:ascii="Microsoft YaHei" w:hAnsi="Microsoft YaHei"/>
+          <w:b/>
+          <w:color w:val="1A1A1A"/>
+        </w:rPr>
+        <w:t>霍尔木兹海峡局势</w:t>
+      </w:r>
       <w:r>
         <w:rPr>
           <w:rFonts w:ascii="Microsoft YaHei" w:hAnsi="Microsoft YaHei"/>
         </w:rPr>
-        <w:t>公司2026年第一次临时股东会审议通过相关议案，第八届董事会选举</w:t>
+        <w:t xml:space="preserve">：作为全球最重要的石油运输通道，任何有关霍尔木兹的航运管理变化都可能影响油轮运输航线、运价及保险成本。伊朗提出"分侧管理"方案，短期增加了地缘不确定性，但并未升级为封锁或军事冲突，属于 </w:t>
       </w:r>
       <w:r>
         <w:rPr>
@@ -2742,31 +2248,32 @@
           <w:b/>
           <w:color w:val="1A1A1A"/>
         </w:rPr>
-        <w:t>冯波鸣为董事长</w:t>
+        <w:t>中性偏正面</w:t>
       </w:r>
       <w:r>
         <w:rPr>
           <w:rFonts w:ascii="Microsoft YaHei" w:hAnsi="Microsoft YaHei"/>
         </w:rPr>
-        <w:t>。新一届领导班子的确立有助于公司战略的延续与执行，通常被视为积极的治理信号。</w:t>
+        <w:t xml:space="preserve"> ——不确定性落地后市场情绪趋于稳定。</w:t>
       </w:r>
     </w:p>
     <w:p>
+      <w:pPr>
+        <w:pStyle w:val="ListNumber"/>
+      </w:pPr>
       <w:r>
         <w:rPr>
           <w:rFonts w:ascii="Microsoft YaHei" w:hAnsi="Microsoft YaHei"/>
           <w:b/>
           <w:color w:val="1A1A1A"/>
         </w:rPr>
-        <w:t>② 多家机构密集调研</w:t>
+        <w:t>国际油价大跌（-4.06%~-4.83%）</w:t>
       </w:r>
-    </w:p>
-    <w:p>
       <w:r>
         <w:rPr>
           <w:rFonts w:ascii="Microsoft YaHei" w:hAnsi="Microsoft YaHei"/>
         </w:rPr>
-        <w:t>近期先后有</w:t>
+        <w:t xml:space="preserve">：油价下跌将直接降低船用燃料成本，对航运企业的运营成本端构成 </w:t>
       </w:r>
       <w:r>
         <w:rPr>
@@ -2774,45 +2281,32 @@
           <w:b/>
           <w:color w:val="1A1A1A"/>
         </w:rPr>
-        <w:t>鹏扬基金、海富通基金、天弘基金、中银基金、大华信安</w:t>
+        <w:t>实质性利好</w:t>
       </w:r>
       <w:r>
         <w:rPr>
           <w:rFonts w:ascii="Microsoft YaHei" w:hAnsi="Microsoft YaHei"/>
         </w:rPr>
-        <w:t>等多家机构对公司进行调研。机构集中调研往往意味着市场对公司的关注度提升，后续机构持仓变化值得跟踪。</w:t>
+        <w:t>。招商轮船作为油轮和干散货运输龙头，燃料成本占比高，油价下行将直接改善毛利率。</w:t>
       </w:r>
     </w:p>
     <w:p>
       <w:pPr>
-        <w:spacing w:before="280" w:after="80" w:line="312" w:lineRule="auto"/>
+        <w:pStyle w:val="ListNumber"/>
       </w:pPr>
-      <w:r>
-        <w:rPr>
-          <w:rFonts w:ascii="Microsoft YaHei" w:hAnsi="Microsoft YaHei"/>
-          <w:b/>
-          <w:color w:val="333333"/>
-          <w:sz w:val="24"/>
-        </w:rPr>
-        <w:t>行业动态</w:t>
-      </w:r>
-    </w:p>
-    <w:p>
       <w:r>
         <w:rPr>
           <w:rFonts w:ascii="Microsoft YaHei" w:hAnsi="Microsoft YaHei"/>
           <w:b/>
           <w:color w:val="1A1A1A"/>
         </w:rPr>
-        <w:t>③ 欧线集运期货急拉</w:t>
+        <w:t>板块联动</w:t>
       </w:r>
-    </w:p>
-    <w:p>
       <w:r>
         <w:rPr>
           <w:rFonts w:ascii="Microsoft YaHei" w:hAnsi="Microsoft YaHei"/>
         </w:rPr>
-        <w:t xml:space="preserve">昨日（7月28日）欧线集运主力合约盘中急拉涨超 </w:t>
+        <w:t xml:space="preserve">：航运板块整体表现活跃，招商轮船在中远海特（+5.78%）、招商南油（+3.05%）带动下，位居海上运输Ⅲ板块 </w:t>
       </w:r>
       <w:r>
         <w:rPr>
@@ -2820,183 +2314,13 @@
           <w:b/>
           <w:color w:val="1A1A1A"/>
         </w:rPr>
-        <w:t>4%</w:t>
+        <w:t>涨幅第3位</w:t>
       </w:r>
       <w:r>
         <w:rPr>
           <w:rFonts w:ascii="Microsoft YaHei" w:hAnsi="Microsoft YaHei"/>
         </w:rPr>
-        <w:t xml:space="preserve">，报价 </w:t>
-      </w:r>
-      <w:r>
-        <w:rPr>
-          <w:rFonts w:ascii="Microsoft YaHei" w:hAnsi="Microsoft YaHei"/>
-          <w:b/>
-          <w:color w:val="1A1A1A"/>
-        </w:rPr>
-        <w:t>2,875.5点</w:t>
-      </w:r>
-      <w:r>
-        <w:rPr>
-          <w:rFonts w:ascii="Microsoft YaHei" w:hAnsi="Microsoft YaHei"/>
-        </w:rPr>
-        <w:t>。集运期货的走强对航运板块整体情绪有正向传导作用，今日招商轮船、中远海特、招商南油等个股联动上涨，体现了</w:t>
-      </w:r>
-      <w:r>
-        <w:rPr>
-          <w:rFonts w:ascii="Microsoft YaHei" w:hAnsi="Microsoft YaHei"/>
-          <w:b/>
-          <w:color w:val="1A1A1A"/>
-        </w:rPr>
-        <w:t>期股联动</w:t>
-      </w:r>
-      <w:r>
-        <w:rPr>
-          <w:rFonts w:ascii="Microsoft YaHei" w:hAnsi="Microsoft YaHei"/>
-        </w:rPr>
-        <w:t>效应。</w:t>
-      </w:r>
-    </w:p>
-    <w:p>
-      <w:r>
-        <w:rPr>
-          <w:rFonts w:ascii="Microsoft YaHei" w:hAnsi="Microsoft YaHei"/>
-          <w:b/>
-          <w:color w:val="1A1A1A"/>
-        </w:rPr>
-        <w:t>④ 地缘政治：霍尔木兹海峡通航管理</w:t>
-      </w:r>
-    </w:p>
-    <w:p>
-      <w:r>
-        <w:rPr>
-          <w:rFonts w:ascii="Microsoft YaHei" w:hAnsi="Microsoft YaHei"/>
-        </w:rPr>
-        <w:t xml:space="preserve">隔夜消息显示，伊朗提出由伊朗与阿曼分别负责管理霍尔木兹海峡一侧的航运通行。霍尔木兹海峡是全球最重要的石油运输通道之一，约占全球石油运输量的 </w:t>
-      </w:r>
-      <w:r>
-        <w:rPr>
-          <w:rFonts w:ascii="Microsoft YaHei" w:hAnsi="Microsoft YaHei"/>
-          <w:b/>
-          <w:color w:val="1A1A1A"/>
-        </w:rPr>
-        <w:t>30%</w:t>
-      </w:r>
-      <w:r>
-        <w:rPr>
-          <w:rFonts w:ascii="Microsoft YaHei" w:hAnsi="Microsoft YaHei"/>
-        </w:rPr>
-        <w:t>。这一提案若进入实质性讨论，将对</w:t>
-      </w:r>
-      <w:r>
-        <w:rPr>
-          <w:rFonts w:ascii="Microsoft YaHei" w:hAnsi="Microsoft YaHei"/>
-          <w:b/>
-          <w:color w:val="1A1A1A"/>
-        </w:rPr>
-        <w:t>原油运输航线、保险费率、运价预期</w:t>
-      </w:r>
-      <w:r>
-        <w:rPr>
-          <w:rFonts w:ascii="Microsoft YaHei" w:hAnsi="Microsoft YaHei"/>
-        </w:rPr>
-        <w:t>产生深远影响，增加油轮运输市场的不确定性。</w:t>
-      </w:r>
-    </w:p>
-    <w:p>
-      <w:r>
-        <w:rPr>
-          <w:rFonts w:ascii="Microsoft YaHei" w:hAnsi="Microsoft YaHei"/>
-          <w:b/>
-          <w:color w:val="1A1A1A"/>
-        </w:rPr>
-        <w:t>⑤ 国际原油大跌</w:t>
-      </w:r>
-    </w:p>
-    <w:p>
-      <w:r>
-        <w:rPr>
-          <w:rFonts w:ascii="Microsoft YaHei" w:hAnsi="Microsoft YaHei"/>
-        </w:rPr>
-        <w:t xml:space="preserve">WTI原油期货结算价跌 </w:t>
-      </w:r>
-      <w:r>
-        <w:rPr>
-          <w:rFonts w:ascii="Microsoft YaHei" w:hAnsi="Microsoft YaHei"/>
-          <w:b/>
-          <w:color w:val="1A1A1A"/>
-        </w:rPr>
-        <w:t>4.06%</w:t>
-      </w:r>
-      <w:r>
-        <w:rPr>
-          <w:rFonts w:ascii="Microsoft YaHei" w:hAnsi="Microsoft YaHei"/>
-        </w:rPr>
-        <w:t xml:space="preserve">，布伦特原油跌 </w:t>
-      </w:r>
-      <w:r>
-        <w:rPr>
-          <w:rFonts w:ascii="Microsoft YaHei" w:hAnsi="Microsoft YaHei"/>
-          <w:b/>
-          <w:color w:val="1A1A1A"/>
-        </w:rPr>
-        <w:t>4.83%</w:t>
-      </w:r>
-      <w:r>
-        <w:rPr>
-          <w:rFonts w:ascii="Microsoft YaHei" w:hAnsi="Microsoft YaHei"/>
-        </w:rPr>
-        <w:t>。原油价格走低虽在成本端利好航运企业（船用燃料成本下降），但同时也反映全球需求预期偏弱，需综合评估。</w:t>
-      </w:r>
-    </w:p>
-    <w:p>
-      <w:pPr>
-        <w:spacing w:before="280" w:after="80" w:line="312" w:lineRule="auto"/>
-      </w:pPr>
-      <w:r>
-        <w:rPr>
-          <w:rFonts w:ascii="Microsoft YaHei" w:hAnsi="Microsoft YaHei"/>
-          <w:b/>
-          <w:color w:val="333333"/>
-          <w:sz w:val="24"/>
-        </w:rPr>
-        <w:t>融资动态</w:t>
-      </w:r>
-    </w:p>
-    <w:p>
-      <w:r>
-        <w:rPr>
-          <w:rFonts w:ascii="Microsoft YaHei" w:hAnsi="Microsoft YaHei"/>
-        </w:rPr>
-        <w:t xml:space="preserve">融资余额22.82亿元（占流通市值 </w:t>
-      </w:r>
-      <w:r>
-        <w:rPr>
-          <w:rFonts w:ascii="Microsoft YaHei" w:hAnsi="Microsoft YaHei"/>
-          <w:b/>
-          <w:color w:val="1A1A1A"/>
-        </w:rPr>
-        <w:t>1.75%</w:t>
-      </w:r>
-      <w:r>
-        <w:rPr>
-          <w:rFonts w:ascii="Microsoft YaHei" w:hAnsi="Microsoft YaHei"/>
-        </w:rPr>
-        <w:t xml:space="preserve">，超近一年80%分位），昨日融资净偿还 </w:t>
-      </w:r>
-      <w:r>
-        <w:rPr>
-          <w:rFonts w:ascii="Microsoft YaHei" w:hAnsi="Microsoft YaHei"/>
-          <w:b/>
-          <w:color w:val="1A1A1A"/>
-        </w:rPr>
-        <w:t>3,323万元</w:t>
-      </w:r>
-      <w:r>
-        <w:rPr>
-          <w:rFonts w:ascii="Microsoft YaHei" w:hAnsi="Microsoft YaHei"/>
-        </w:rPr>
-        <w:t>，高融资余额叠加净偿还，显示部分杠杆资金在高位获利了结或减仓。</w:t>
+        <w:t>，体现板块协同效应。</w:t>
       </w:r>
     </w:p>
     <w:p>
@@ -3035,7 +2359,7 @@
           <w:color w:val="333333"/>
           <w:sz w:val="24"/>
         </w:rPr>
-        <w:t>所属板块表现排名</w:t>
+        <w:t>所属板块表现</w:t>
       </w:r>
     </w:p>
     <w:tbl>
@@ -3047,15 +2371,14 @@
         <w:tblLook w:firstColumn="1" w:firstRow="1" w:lastColumn="0" w:lastRow="0" w:noHBand="0" w:noVBand="1" w:val="04A0"/>
       </w:tblPr>
       <w:tblGrid>
-        <w:gridCol w:w="2266"/>
-        <w:gridCol w:w="2266"/>
-        <w:gridCol w:w="2266"/>
-        <w:gridCol w:w="2266"/>
+        <w:gridCol w:w="3022"/>
+        <w:gridCol w:w="3022"/>
+        <w:gridCol w:w="3022"/>
       </w:tblGrid>
       <w:tr>
         <w:tc>
           <w:tcPr>
-            <w:tcW w:type="dxa" w:w="2266"/>
+            <w:tcW w:type="dxa" w:w="3022"/>
             <w:shd w:fill="F6F8FA" w:val="clear"/>
           </w:tcPr>
           <w:p>
@@ -3070,13 +2393,13 @@
                 <w:color w:val="1A1A1A"/>
                 <w:sz w:val="18"/>
               </w:rPr>
-              <w:t>板块名称</w:t>
+              <w:t>板块</w:t>
             </w:r>
           </w:p>
         </w:tc>
         <w:tc>
           <w:tcPr>
-            <w:tcW w:type="dxa" w:w="2266"/>
+            <w:tcW w:type="dxa" w:w="3022"/>
             <w:shd w:fill="F6F8FA" w:val="clear"/>
           </w:tcPr>
           <w:p>
@@ -3097,7 +2420,7 @@
         </w:tc>
         <w:tc>
           <w:tcPr>
-            <w:tcW w:type="dxa" w:w="2266"/>
+            <w:tcW w:type="dxa" w:w="3022"/>
             <w:shd w:fill="F6F8FA" w:val="clear"/>
           </w:tcPr>
           <w:p>
@@ -3116,10 +2439,29 @@
             </w:r>
           </w:p>
         </w:tc>
+      </w:tr>
+      <w:tr>
         <w:tc>
           <w:tcPr>
-            <w:tcW w:type="dxa" w:w="2266"/>
-            <w:shd w:fill="F6F8FA" w:val="clear"/>
+            <w:tcW w:type="dxa" w:w="3022"/>
+          </w:tcPr>
+          <w:p>
+            <w:pPr>
+              <w:spacing w:before="40" w:after="40" w:line="288" w:lineRule="auto"/>
+            </w:pPr>
+            <w:r/>
+            <w:r>
+              <w:rPr>
+                <w:rFonts w:ascii="Microsoft YaHei" w:hAnsi="Microsoft YaHei"/>
+                <w:sz w:val="18"/>
+              </w:rPr>
+              <w:t>海上运输Ⅲ（700378.TI）</w:t>
+            </w:r>
+          </w:p>
+        </w:tc>
+        <w:tc>
+          <w:tcPr>
+            <w:tcW w:type="dxa" w:w="3022"/>
           </w:tcPr>
           <w:p>
             <w:pPr>
@@ -3133,15 +2475,13 @@
                 <w:color w:val="1A1A1A"/>
                 <w:sz w:val="18"/>
               </w:rPr>
-              <w:t>同类数量</w:t>
+              <w:t>+0.66%</w:t>
             </w:r>
           </w:p>
         </w:tc>
-      </w:tr>
-      <w:tr>
         <w:tc>
           <w:tcPr>
-            <w:tcW w:type="dxa" w:w="2266"/>
+            <w:tcW w:type="dxa" w:w="3022"/>
           </w:tcPr>
           <w:p>
             <w:pPr>
@@ -3153,13 +2493,92 @@
                 <w:rFonts w:ascii="Microsoft YaHei" w:hAnsi="Microsoft YaHei"/>
                 <w:sz w:val="18"/>
               </w:rPr>
-              <w:t>沪深300样本股</w:t>
+              <w:t>3/17</w:t>
+            </w:r>
+          </w:p>
+        </w:tc>
+      </w:tr>
+      <w:tr>
+        <w:tc>
+          <w:tcPr>
+            <w:tcW w:type="dxa" w:w="3022"/>
+            <w:shd w:fill="F8F9FA" w:val="clear"/>
+          </w:tcPr>
+          <w:p>
+            <w:pPr>
+              <w:spacing w:before="40" w:after="40" w:line="288" w:lineRule="auto"/>
+            </w:pPr>
+            <w:r/>
+            <w:r>
+              <w:rPr>
+                <w:rFonts w:ascii="Microsoft YaHei" w:hAnsi="Microsoft YaHei"/>
+                <w:sz w:val="18"/>
+              </w:rPr>
+              <w:t>运输(A股)（700324.TI）</w:t>
             </w:r>
           </w:p>
         </w:tc>
         <w:tc>
           <w:tcPr>
-            <w:tcW w:type="dxa" w:w="2266"/>
+            <w:tcW w:type="dxa" w:w="3022"/>
+            <w:shd w:fill="F8F9FA" w:val="clear"/>
+          </w:tcPr>
+          <w:p>
+            <w:pPr>
+              <w:spacing w:before="40" w:after="40" w:line="288" w:lineRule="auto"/>
+            </w:pPr>
+            <w:r/>
+            <w:r>
+              <w:rPr>
+                <w:rFonts w:ascii="Microsoft YaHei" w:hAnsi="Microsoft YaHei"/>
+                <w:sz w:val="18"/>
+              </w:rPr>
+              <w:t>+0.02%</w:t>
+            </w:r>
+          </w:p>
+        </w:tc>
+        <w:tc>
+          <w:tcPr>
+            <w:tcW w:type="dxa" w:w="3022"/>
+            <w:shd w:fill="F8F9FA" w:val="clear"/>
+          </w:tcPr>
+          <w:p>
+            <w:pPr>
+              <w:spacing w:before="40" w:after="40" w:line="288" w:lineRule="auto"/>
+            </w:pPr>
+            <w:r/>
+            <w:r>
+              <w:rPr>
+                <w:rFonts w:ascii="Microsoft YaHei" w:hAnsi="Microsoft YaHei"/>
+                <w:sz w:val="18"/>
+              </w:rPr>
+              <w:t>16/121</w:t>
+            </w:r>
+          </w:p>
+        </w:tc>
+      </w:tr>
+      <w:tr>
+        <w:tc>
+          <w:tcPr>
+            <w:tcW w:type="dxa" w:w="3022"/>
+          </w:tcPr>
+          <w:p>
+            <w:pPr>
+              <w:spacing w:before="40" w:after="40" w:line="288" w:lineRule="auto"/>
+            </w:pPr>
+            <w:r/>
+            <w:r>
+              <w:rPr>
+                <w:rFonts w:ascii="Microsoft YaHei" w:hAnsi="Microsoft YaHei"/>
+                <w:sz w:val="18"/>
+              </w:rPr>
+              <w:t>沪深300样本股（883300.TI）</w:t>
+            </w:r>
+          </w:p>
+        </w:tc>
+        <w:tc>
+          <w:tcPr>
+            <w:tcW w:type="dxa" w:w="3022"/>
           </w:tcPr>
           <w:p>
             <w:pPr>
@@ -3179,7 +2598,7 @@
         </w:tc>
         <w:tc>
           <w:tcPr>
-            <w:tcW w:type="dxa" w:w="2266"/>
+            <w:tcW w:type="dxa" w:w="3022"/>
           </w:tcPr>
           <w:p>
             <w:pPr>
@@ -3195,29 +2614,11 @@
             </w:r>
           </w:p>
         </w:tc>
-        <w:tc>
-          <w:tcPr>
-            <w:tcW w:type="dxa" w:w="2266"/>
-          </w:tcPr>
-          <w:p>
-            <w:pPr>
-              <w:spacing w:before="40" w:after="40" w:line="288" w:lineRule="auto"/>
-            </w:pPr>
-            <w:r/>
-            <w:r>
-              <w:rPr>
-                <w:rFonts w:ascii="Microsoft YaHei" w:hAnsi="Microsoft YaHei"/>
-                <w:sz w:val="18"/>
-              </w:rPr>
-              <w:t>319只</w:t>
-            </w:r>
-          </w:p>
-        </w:tc>
       </w:tr>
       <w:tr>
         <w:tc>
           <w:tcPr>
-            <w:tcW w:type="dxa" w:w="2266"/>
+            <w:tcW w:type="dxa" w:w="3022"/>
             <w:shd w:fill="F8F9FA" w:val="clear"/>
           </w:tcPr>
           <w:p>
@@ -3230,13 +2631,13 @@
                 <w:rFonts w:ascii="Microsoft YaHei" w:hAnsi="Microsoft YaHei"/>
                 <w:sz w:val="18"/>
               </w:rPr>
-              <w:t>上证180成份股</w:t>
+              <w:t>上证180成份股（883302.TI）</w:t>
             </w:r>
           </w:p>
         </w:tc>
         <w:tc>
           <w:tcPr>
-            <w:tcW w:type="dxa" w:w="2266"/>
+            <w:tcW w:type="dxa" w:w="3022"/>
             <w:shd w:fill="F8F9FA" w:val="clear"/>
           </w:tcPr>
           <w:p>
@@ -3257,7 +2658,7 @@
         </w:tc>
         <w:tc>
           <w:tcPr>
-            <w:tcW w:type="dxa" w:w="2266"/>
+            <w:tcW w:type="dxa" w:w="3022"/>
             <w:shd w:fill="F8F9FA" w:val="clear"/>
           </w:tcPr>
           <w:p>
@@ -3274,259 +2675,6 @@
             </w:r>
           </w:p>
         </w:tc>
-        <w:tc>
-          <w:tcPr>
-            <w:tcW w:type="dxa" w:w="2266"/>
-            <w:shd w:fill="F8F9FA" w:val="clear"/>
-          </w:tcPr>
-          <w:p>
-            <w:pPr>
-              <w:spacing w:before="40" w:after="40" w:line="288" w:lineRule="auto"/>
-            </w:pPr>
-            <w:r/>
-            <w:r>
-              <w:rPr>
-                <w:rFonts w:ascii="Microsoft YaHei" w:hAnsi="Microsoft YaHei"/>
-                <w:sz w:val="18"/>
-              </w:rPr>
-              <w:t>197只</w:t>
-            </w:r>
-          </w:p>
-        </w:tc>
-      </w:tr>
-      <w:tr>
-        <w:tc>
-          <w:tcPr>
-            <w:tcW w:type="dxa" w:w="2266"/>
-          </w:tcPr>
-          <w:p>
-            <w:pPr>
-              <w:spacing w:before="40" w:after="40" w:line="288" w:lineRule="auto"/>
-            </w:pPr>
-            <w:r/>
-            <w:r>
-              <w:rPr>
-                <w:rFonts w:ascii="Microsoft YaHei" w:hAnsi="Microsoft YaHei"/>
-                <w:sz w:val="18"/>
-              </w:rPr>
-              <w:t>海上运输Ⅲ</w:t>
-            </w:r>
-          </w:p>
-        </w:tc>
-        <w:tc>
-          <w:tcPr>
-            <w:tcW w:type="dxa" w:w="2266"/>
-          </w:tcPr>
-          <w:p>
-            <w:pPr>
-              <w:spacing w:before="40" w:after="40" w:line="288" w:lineRule="auto"/>
-            </w:pPr>
-            <w:r/>
-            <w:r>
-              <w:rPr>
-                <w:rFonts w:ascii="Microsoft YaHei" w:hAnsi="Microsoft YaHei"/>
-                <w:b/>
-                <w:color w:val="1A1A1A"/>
-                <w:sz w:val="18"/>
-              </w:rPr>
-              <w:t>+0.66%</w:t>
-            </w:r>
-          </w:p>
-        </w:tc>
-        <w:tc>
-          <w:tcPr>
-            <w:tcW w:type="dxa" w:w="2266"/>
-          </w:tcPr>
-          <w:p>
-            <w:pPr>
-              <w:spacing w:before="40" w:after="40" w:line="288" w:lineRule="auto"/>
-            </w:pPr>
-            <w:r/>
-            <w:r>
-              <w:rPr>
-                <w:rFonts w:ascii="Microsoft YaHei" w:hAnsi="Microsoft YaHei"/>
-                <w:b/>
-                <w:color w:val="1A1A1A"/>
-                <w:sz w:val="18"/>
-              </w:rPr>
-              <w:t>3/17</w:t>
-            </w:r>
-          </w:p>
-        </w:tc>
-        <w:tc>
-          <w:tcPr>
-            <w:tcW w:type="dxa" w:w="2266"/>
-          </w:tcPr>
-          <w:p>
-            <w:pPr>
-              <w:spacing w:before="40" w:after="40" w:line="288" w:lineRule="auto"/>
-            </w:pPr>
-            <w:r/>
-            <w:r>
-              <w:rPr>
-                <w:rFonts w:ascii="Microsoft YaHei" w:hAnsi="Microsoft YaHei"/>
-                <w:sz w:val="18"/>
-              </w:rPr>
-              <w:t>17只</w:t>
-            </w:r>
-          </w:p>
-        </w:tc>
-      </w:tr>
-      <w:tr>
-        <w:tc>
-          <w:tcPr>
-            <w:tcW w:type="dxa" w:w="2266"/>
-            <w:shd w:fill="F8F9FA" w:val="clear"/>
-          </w:tcPr>
-          <w:p>
-            <w:pPr>
-              <w:spacing w:before="40" w:after="40" w:line="288" w:lineRule="auto"/>
-            </w:pPr>
-            <w:r/>
-            <w:r>
-              <w:rPr>
-                <w:rFonts w:ascii="Microsoft YaHei" w:hAnsi="Microsoft YaHei"/>
-                <w:sz w:val="18"/>
-              </w:rPr>
-              <w:t>运输（A股）</w:t>
-            </w:r>
-          </w:p>
-        </w:tc>
-        <w:tc>
-          <w:tcPr>
-            <w:tcW w:type="dxa" w:w="2266"/>
-            <w:shd w:fill="F8F9FA" w:val="clear"/>
-          </w:tcPr>
-          <w:p>
-            <w:pPr>
-              <w:spacing w:before="40" w:after="40" w:line="288" w:lineRule="auto"/>
-            </w:pPr>
-            <w:r/>
-            <w:r>
-              <w:rPr>
-                <w:rFonts w:ascii="Microsoft YaHei" w:hAnsi="Microsoft YaHei"/>
-                <w:b/>
-                <w:color w:val="1A1A1A"/>
-                <w:sz w:val="18"/>
-              </w:rPr>
-              <w:t>+0.02%</w:t>
-            </w:r>
-          </w:p>
-        </w:tc>
-        <w:tc>
-          <w:tcPr>
-            <w:tcW w:type="dxa" w:w="2266"/>
-            <w:shd w:fill="F8F9FA" w:val="clear"/>
-          </w:tcPr>
-          <w:p>
-            <w:pPr>
-              <w:spacing w:before="40" w:after="40" w:line="288" w:lineRule="auto"/>
-            </w:pPr>
-            <w:r/>
-            <w:r>
-              <w:rPr>
-                <w:rFonts w:ascii="Microsoft YaHei" w:hAnsi="Microsoft YaHei"/>
-                <w:sz w:val="18"/>
-              </w:rPr>
-              <w:t>16/121</w:t>
-            </w:r>
-          </w:p>
-        </w:tc>
-        <w:tc>
-          <w:tcPr>
-            <w:tcW w:type="dxa" w:w="2266"/>
-            <w:shd w:fill="F8F9FA" w:val="clear"/>
-          </w:tcPr>
-          <w:p>
-            <w:pPr>
-              <w:spacing w:before="40" w:after="40" w:line="288" w:lineRule="auto"/>
-            </w:pPr>
-            <w:r/>
-            <w:r>
-              <w:rPr>
-                <w:rFonts w:ascii="Microsoft YaHei" w:hAnsi="Microsoft YaHei"/>
-                <w:sz w:val="18"/>
-              </w:rPr>
-              <w:t>121只</w:t>
-            </w:r>
-          </w:p>
-        </w:tc>
-      </w:tr>
-      <w:tr>
-        <w:tc>
-          <w:tcPr>
-            <w:tcW w:type="dxa" w:w="2266"/>
-          </w:tcPr>
-          <w:p>
-            <w:pPr>
-              <w:spacing w:before="40" w:after="40" w:line="288" w:lineRule="auto"/>
-            </w:pPr>
-            <w:r/>
-            <w:r>
-              <w:rPr>
-                <w:rFonts w:ascii="Microsoft YaHei" w:hAnsi="Microsoft YaHei"/>
-                <w:sz w:val="18"/>
-              </w:rPr>
-              <w:t>工业（A股）</w:t>
-            </w:r>
-          </w:p>
-        </w:tc>
-        <w:tc>
-          <w:tcPr>
-            <w:tcW w:type="dxa" w:w="2266"/>
-          </w:tcPr>
-          <w:p>
-            <w:pPr>
-              <w:spacing w:before="40" w:after="40" w:line="288" w:lineRule="auto"/>
-            </w:pPr>
-            <w:r/>
-            <w:r>
-              <w:rPr>
-                <w:rFonts w:ascii="Microsoft YaHei" w:hAnsi="Microsoft YaHei"/>
-                <w:b/>
-                <w:color w:val="1A1A1A"/>
-                <w:sz w:val="18"/>
-              </w:rPr>
-              <w:t>-2.77%</w:t>
-            </w:r>
-          </w:p>
-        </w:tc>
-        <w:tc>
-          <w:tcPr>
-            <w:tcW w:type="dxa" w:w="2266"/>
-          </w:tcPr>
-          <w:p>
-            <w:pPr>
-              <w:spacing w:before="40" w:after="40" w:line="288" w:lineRule="auto"/>
-            </w:pPr>
-            <w:r/>
-            <w:r>
-              <w:rPr>
-                <w:rFonts w:ascii="Microsoft YaHei" w:hAnsi="Microsoft YaHei"/>
-                <w:sz w:val="18"/>
-              </w:rPr>
-              <w:t>103/1209</w:t>
-            </w:r>
-          </w:p>
-        </w:tc>
-        <w:tc>
-          <w:tcPr>
-            <w:tcW w:type="dxa" w:w="2266"/>
-          </w:tcPr>
-          <w:p>
-            <w:pPr>
-              <w:spacing w:before="40" w:after="40" w:line="288" w:lineRule="auto"/>
-            </w:pPr>
-            <w:r/>
-            <w:r>
-              <w:rPr>
-                <w:rFonts w:ascii="Microsoft YaHei" w:hAnsi="Microsoft YaHei"/>
-                <w:sz w:val="18"/>
-              </w:rPr>
-              <w:t>1209只</w:t>
-            </w:r>
-          </w:p>
-        </w:tc>
       </w:tr>
     </w:tbl>
     <w:p/>
@@ -3537,13 +2685,13 @@
           <w:b/>
           <w:color w:val="1A1A1A"/>
         </w:rPr>
-        <w:t>核心发现：</w:t>
+        <w:t>海上运输板块</w:t>
       </w:r>
       <w:r>
         <w:rPr>
           <w:rFonts w:ascii="Microsoft YaHei" w:hAnsi="Microsoft YaHei"/>
         </w:rPr>
-        <w:t xml:space="preserve"> 招商轮船在 </w:t>
+        <w:t xml:space="preserve"> 内领涨个股为中远海特（+5.78%）、招商南油（+3.05%），招商轮船以 </w:t>
       </w:r>
       <w:r>
         <w:rPr>
@@ -3551,13 +2699,13 @@
           <w:b/>
           <w:color w:val="1A1A1A"/>
         </w:rPr>
-        <w:t>海上运输Ⅲ</w:t>
+        <w:t>+2.73%</w:t>
       </w:r>
       <w:r>
         <w:rPr>
           <w:rFonts w:ascii="Microsoft YaHei" w:hAnsi="Microsoft YaHei"/>
         </w:rPr>
-        <w:t xml:space="preserve"> 子板块中排名 </w:t>
+        <w:t xml:space="preserve"> 紧随其后。同板块的中远海控（+2.68%）、海峡股份（+2.60%）也同步上涨，板块内 </w:t>
       </w:r>
       <w:r>
         <w:rPr>
@@ -3565,13 +2713,21 @@
           <w:b/>
           <w:color w:val="1A1A1A"/>
         </w:rPr>
-        <w:t>第3位</w:t>
+        <w:t>普涨格局</w:t>
       </w:r>
       <w:r>
         <w:rPr>
           <w:rFonts w:ascii="Microsoft YaHei" w:hAnsi="Microsoft YaHei"/>
         </w:rPr>
-        <w:t xml:space="preserve">，涨幅仅次于中远海特（+5.78%）和招商南油（+3.05%），且与同板块的中远海控（+2.68%）表现接近。该板块整体上涨 </w:t>
+        <w:t xml:space="preserve"> 明确。</w:t>
+      </w:r>
+    </w:p>
+    <w:p>
+      <w:r>
+        <w:rPr>
+          <w:rFonts w:ascii="Microsoft YaHei" w:hAnsi="Microsoft YaHei"/>
+        </w:rPr>
+        <w:t xml:space="preserve">对比沪深300和上证180两大权重指数均录得 </w:t>
       </w:r>
       <w:r>
         <w:rPr>
@@ -3579,29 +2735,13 @@
           <w:b/>
           <w:color w:val="1A1A1A"/>
         </w:rPr>
-        <w:t>+0.66%</w:t>
+        <w:t>+1.5%以上</w:t>
       </w:r>
       <w:r>
         <w:rPr>
           <w:rFonts w:ascii="Microsoft YaHei" w:hAnsi="Microsoft YaHei"/>
         </w:rPr>
-        <w:t>，说明航运板块内部存在结构性机会。</w:t>
-      </w:r>
-    </w:p>
-    <w:p>
-      <w:r>
-        <w:rPr>
-          <w:rFonts w:ascii="Microsoft YaHei" w:hAnsi="Microsoft YaHei"/>
-          <w:b/>
-          <w:color w:val="1A1A1A"/>
-        </w:rPr>
-        <w:t>沪深300样本股</w:t>
-      </w:r>
-      <w:r>
-        <w:rPr>
-          <w:rFonts w:ascii="Microsoft YaHei" w:hAnsi="Microsoft YaHei"/>
-        </w:rPr>
-        <w:t>中该股排名133/319（前42%），</w:t>
+        <w:t xml:space="preserve"> 涨幅，招商轮船涨幅 </w:t>
       </w:r>
       <w:r>
         <w:rPr>
@@ -3609,13 +2749,13 @@
           <w:b/>
           <w:color w:val="1A1A1A"/>
         </w:rPr>
-        <w:t>上证180</w:t>
+        <w:t>2.73%</w:t>
       </w:r>
       <w:r>
         <w:rPr>
           <w:rFonts w:ascii="Microsoft YaHei" w:hAnsi="Microsoft YaHei"/>
         </w:rPr>
-        <w:t>中排名82/197（前42%），在大盘蓝筹中的相对表现属于中上等。</w:t>
+        <w:t xml:space="preserve"> 显著跑赢大盘，显示其具备相对收益弹性。</w:t>
       </w:r>
     </w:p>
     <w:p>
@@ -3643,75 +2783,447 @@
         <w:t>综合研判</w:t>
       </w:r>
     </w:p>
+    <w:tbl>
+      <w:tblPr>
+        <w:tblStyle w:val="TableGrid"/>
+        <w:tblW w:type="auto" w:w="0"/>
+        <w:jc w:val="center"/>
+        <w:tblLayout w:type="autofit"/>
+        <w:tblLook w:firstColumn="1" w:firstRow="1" w:lastColumn="0" w:lastRow="0" w:noHBand="0" w:noVBand="1" w:val="04A0"/>
+      </w:tblPr>
+      <w:tblGrid>
+        <w:gridCol w:w="3022"/>
+        <w:gridCol w:w="3022"/>
+        <w:gridCol w:w="3022"/>
+      </w:tblGrid>
+      <w:tr>
+        <w:tc>
+          <w:tcPr>
+            <w:tcW w:type="dxa" w:w="3022"/>
+            <w:shd w:fill="F6F8FA" w:val="clear"/>
+          </w:tcPr>
+          <w:p>
+            <w:pPr>
+              <w:spacing w:before="40" w:after="40" w:line="288" w:lineRule="auto"/>
+            </w:pPr>
+            <w:r/>
+            <w:r>
+              <w:rPr>
+                <w:rFonts w:ascii="Microsoft YaHei" w:hAnsi="Microsoft YaHei"/>
+                <w:b/>
+                <w:color w:val="1A1A1A"/>
+                <w:sz w:val="18"/>
+              </w:rPr>
+              <w:t>维度</w:t>
+            </w:r>
+          </w:p>
+        </w:tc>
+        <w:tc>
+          <w:tcPr>
+            <w:tcW w:type="dxa" w:w="3022"/>
+            <w:shd w:fill="F6F8FA" w:val="clear"/>
+          </w:tcPr>
+          <w:p>
+            <w:pPr>
+              <w:spacing w:before="40" w:after="40" w:line="288" w:lineRule="auto"/>
+            </w:pPr>
+            <w:r/>
+            <w:r>
+              <w:rPr>
+                <w:rFonts w:ascii="Microsoft YaHei" w:hAnsi="Microsoft YaHei"/>
+                <w:b/>
+                <w:color w:val="1A1A1A"/>
+                <w:sz w:val="18"/>
+              </w:rPr>
+              <w:t>评估</w:t>
+            </w:r>
+          </w:p>
+        </w:tc>
+        <w:tc>
+          <w:tcPr>
+            <w:tcW w:type="dxa" w:w="3022"/>
+            <w:shd w:fill="F6F8FA" w:val="clear"/>
+          </w:tcPr>
+          <w:p>
+            <w:pPr>
+              <w:spacing w:before="40" w:after="40" w:line="288" w:lineRule="auto"/>
+            </w:pPr>
+            <w:r/>
+            <w:r>
+              <w:rPr>
+                <w:rFonts w:ascii="Microsoft YaHei" w:hAnsi="Microsoft YaHei"/>
+                <w:b/>
+                <w:color w:val="1A1A1A"/>
+                <w:sz w:val="18"/>
+              </w:rPr>
+              <w:t>说明</w:t>
+            </w:r>
+          </w:p>
+        </w:tc>
+      </w:tr>
+      <w:tr>
+        <w:tc>
+          <w:tcPr>
+            <w:tcW w:type="dxa" w:w="3022"/>
+          </w:tcPr>
+          <w:p>
+            <w:pPr>
+              <w:spacing w:before="40" w:after="40" w:line="288" w:lineRule="auto"/>
+            </w:pPr>
+            <w:r/>
+            <w:r>
+              <w:rPr>
+                <w:rFonts w:ascii="Microsoft YaHei" w:hAnsi="Microsoft YaHei"/>
+                <w:sz w:val="18"/>
+              </w:rPr>
+              <w:t>市场环境</w:t>
+            </w:r>
+          </w:p>
+        </w:tc>
+        <w:tc>
+          <w:tcPr>
+            <w:tcW w:type="dxa" w:w="3022"/>
+          </w:tcPr>
+          <w:p>
+            <w:pPr>
+              <w:spacing w:before="40" w:after="40" w:line="288" w:lineRule="auto"/>
+            </w:pPr>
+            <w:r/>
+            <w:r>
+              <w:rPr>
+                <w:rFonts w:ascii="Microsoft YaHei" w:hAnsi="Microsoft YaHei"/>
+                <w:sz w:val="18"/>
+              </w:rPr>
+              <w:t>✅ 积极</w:t>
+            </w:r>
+          </w:p>
+        </w:tc>
+        <w:tc>
+          <w:tcPr>
+            <w:tcW w:type="dxa" w:w="3022"/>
+          </w:tcPr>
+          <w:p>
+            <w:pPr>
+              <w:spacing w:before="40" w:after="40" w:line="288" w:lineRule="auto"/>
+            </w:pPr>
+            <w:r/>
+            <w:r>
+              <w:rPr>
+                <w:rFonts w:ascii="Microsoft YaHei" w:hAnsi="Microsoft YaHei"/>
+                <w:sz w:val="18"/>
+              </w:rPr>
+              <w:t>全市场普涨，成交放量，情绪高涨</w:t>
+            </w:r>
+          </w:p>
+        </w:tc>
+      </w:tr>
+      <w:tr>
+        <w:tc>
+          <w:tcPr>
+            <w:tcW w:type="dxa" w:w="3022"/>
+            <w:shd w:fill="F8F9FA" w:val="clear"/>
+          </w:tcPr>
+          <w:p>
+            <w:pPr>
+              <w:spacing w:before="40" w:after="40" w:line="288" w:lineRule="auto"/>
+            </w:pPr>
+            <w:r/>
+            <w:r>
+              <w:rPr>
+                <w:rFonts w:ascii="Microsoft YaHei" w:hAnsi="Microsoft YaHei"/>
+                <w:sz w:val="18"/>
+              </w:rPr>
+              <w:t>个股走势</w:t>
+            </w:r>
+          </w:p>
+        </w:tc>
+        <w:tc>
+          <w:tcPr>
+            <w:tcW w:type="dxa" w:w="3022"/>
+            <w:shd w:fill="F8F9FA" w:val="clear"/>
+          </w:tcPr>
+          <w:p>
+            <w:pPr>
+              <w:spacing w:before="40" w:after="40" w:line="288" w:lineRule="auto"/>
+            </w:pPr>
+            <w:r/>
+            <w:r>
+              <w:rPr>
+                <w:rFonts w:ascii="Microsoft YaHei" w:hAnsi="Microsoft YaHei"/>
+                <w:sz w:val="18"/>
+              </w:rPr>
+              <w:t>✅ 偏多</w:t>
+            </w:r>
+          </w:p>
+        </w:tc>
+        <w:tc>
+          <w:tcPr>
+            <w:tcW w:type="dxa" w:w="3022"/>
+            <w:shd w:fill="F8F9FA" w:val="clear"/>
+          </w:tcPr>
+          <w:p>
+            <w:pPr>
+              <w:spacing w:before="40" w:after="40" w:line="288" w:lineRule="auto"/>
+            </w:pPr>
+            <w:r/>
+            <w:r>
+              <w:rPr>
+                <w:rFonts w:ascii="Microsoft YaHei" w:hAnsi="Microsoft YaHei"/>
+                <w:sz w:val="18"/>
+              </w:rPr>
+              <w:t>放量反弹+2.73%，低开高走</w:t>
+            </w:r>
+          </w:p>
+        </w:tc>
+      </w:tr>
+      <w:tr>
+        <w:tc>
+          <w:tcPr>
+            <w:tcW w:type="dxa" w:w="3022"/>
+          </w:tcPr>
+          <w:p>
+            <w:pPr>
+              <w:spacing w:before="40" w:after="40" w:line="288" w:lineRule="auto"/>
+            </w:pPr>
+            <w:r/>
+            <w:r>
+              <w:rPr>
+                <w:rFonts w:ascii="Microsoft YaHei" w:hAnsi="Microsoft YaHei"/>
+                <w:sz w:val="18"/>
+              </w:rPr>
+              <w:t>资金面</w:t>
+            </w:r>
+          </w:p>
+        </w:tc>
+        <w:tc>
+          <w:tcPr>
+            <w:tcW w:type="dxa" w:w="3022"/>
+          </w:tcPr>
+          <w:p>
+            <w:pPr>
+              <w:spacing w:before="40" w:after="40" w:line="288" w:lineRule="auto"/>
+            </w:pPr>
+            <w:r/>
+            <w:r>
+              <w:rPr>
+                <w:rFonts w:ascii="Microsoft YaHei" w:hAnsi="Microsoft YaHei"/>
+                <w:sz w:val="18"/>
+              </w:rPr>
+              <w:t>⚖️ 中性</w:t>
+            </w:r>
+          </w:p>
+        </w:tc>
+        <w:tc>
+          <w:tcPr>
+            <w:tcW w:type="dxa" w:w="3022"/>
+          </w:tcPr>
+          <w:p>
+            <w:pPr>
+              <w:spacing w:before="40" w:after="40" w:line="288" w:lineRule="auto"/>
+            </w:pPr>
+            <w:r/>
+            <w:r>
+              <w:rPr>
+                <w:rFonts w:ascii="Microsoft YaHei" w:hAnsi="Microsoft YaHei"/>
+                <w:sz w:val="18"/>
+              </w:rPr>
+              <w:t>小幅净流出，但大单前日净流入</w:t>
+            </w:r>
+          </w:p>
+        </w:tc>
+      </w:tr>
+      <w:tr>
+        <w:tc>
+          <w:tcPr>
+            <w:tcW w:type="dxa" w:w="3022"/>
+            <w:shd w:fill="F8F9FA" w:val="clear"/>
+          </w:tcPr>
+          <w:p>
+            <w:pPr>
+              <w:spacing w:before="40" w:after="40" w:line="288" w:lineRule="auto"/>
+            </w:pPr>
+            <w:r/>
+            <w:r>
+              <w:rPr>
+                <w:rFonts w:ascii="Microsoft YaHei" w:hAnsi="Microsoft YaHei"/>
+                <w:sz w:val="18"/>
+              </w:rPr>
+              <w:t>技术面</w:t>
+            </w:r>
+          </w:p>
+        </w:tc>
+        <w:tc>
+          <w:tcPr>
+            <w:tcW w:type="dxa" w:w="3022"/>
+            <w:shd w:fill="F8F9FA" w:val="clear"/>
+          </w:tcPr>
+          <w:p>
+            <w:pPr>
+              <w:spacing w:before="40" w:after="40" w:line="288" w:lineRule="auto"/>
+            </w:pPr>
+            <w:r/>
+            <w:r>
+              <w:rPr>
+                <w:rFonts w:ascii="Microsoft YaHei" w:hAnsi="Microsoft YaHei"/>
+                <w:sz w:val="18"/>
+              </w:rPr>
+              <w:t>⚖️ 中性偏多</w:t>
+            </w:r>
+          </w:p>
+        </w:tc>
+        <w:tc>
+          <w:tcPr>
+            <w:tcW w:type="dxa" w:w="3022"/>
+            <w:shd w:fill="F8F9FA" w:val="clear"/>
+          </w:tcPr>
+          <w:p>
+            <w:pPr>
+              <w:spacing w:before="40" w:after="40" w:line="288" w:lineRule="auto"/>
+            </w:pPr>
+            <w:r/>
+            <w:r>
+              <w:rPr>
+                <w:rFonts w:ascii="Microsoft YaHei" w:hAnsi="Microsoft YaHei"/>
+                <w:sz w:val="18"/>
+              </w:rPr>
+              <w:t>超跌反弹中，但仍受压于均线系统</w:t>
+            </w:r>
+          </w:p>
+        </w:tc>
+      </w:tr>
+      <w:tr>
+        <w:tc>
+          <w:tcPr>
+            <w:tcW w:type="dxa" w:w="3022"/>
+          </w:tcPr>
+          <w:p>
+            <w:pPr>
+              <w:spacing w:before="40" w:after="40" w:line="288" w:lineRule="auto"/>
+            </w:pPr>
+            <w:r/>
+            <w:r>
+              <w:rPr>
+                <w:rFonts w:ascii="Microsoft YaHei" w:hAnsi="Microsoft YaHei"/>
+                <w:sz w:val="18"/>
+              </w:rPr>
+              <w:t>消息面</w:t>
+            </w:r>
+          </w:p>
+        </w:tc>
+        <w:tc>
+          <w:tcPr>
+            <w:tcW w:type="dxa" w:w="3022"/>
+          </w:tcPr>
+          <w:p>
+            <w:pPr>
+              <w:spacing w:before="40" w:after="40" w:line="288" w:lineRule="auto"/>
+            </w:pPr>
+            <w:r/>
+            <w:r>
+              <w:rPr>
+                <w:rFonts w:ascii="Microsoft YaHei" w:hAnsi="Microsoft YaHei"/>
+                <w:sz w:val="18"/>
+              </w:rPr>
+              <w:t>✅ 偏多</w:t>
+            </w:r>
+          </w:p>
+        </w:tc>
+        <w:tc>
+          <w:tcPr>
+            <w:tcW w:type="dxa" w:w="3022"/>
+          </w:tcPr>
+          <w:p>
+            <w:pPr>
+              <w:spacing w:before="40" w:after="40" w:line="288" w:lineRule="auto"/>
+            </w:pPr>
+            <w:r/>
+            <w:r>
+              <w:rPr>
+                <w:rFonts w:ascii="Microsoft YaHei" w:hAnsi="Microsoft YaHei"/>
+                <w:sz w:val="18"/>
+              </w:rPr>
+              <w:t>油价大跌利好成本端，地缘风险可控</w:t>
+            </w:r>
+          </w:p>
+        </w:tc>
+      </w:tr>
+      <w:tr>
+        <w:tc>
+          <w:tcPr>
+            <w:tcW w:type="dxa" w:w="3022"/>
+            <w:shd w:fill="F8F9FA" w:val="clear"/>
+          </w:tcPr>
+          <w:p>
+            <w:pPr>
+              <w:spacing w:before="40" w:after="40" w:line="288" w:lineRule="auto"/>
+            </w:pPr>
+            <w:r/>
+            <w:r>
+              <w:rPr>
+                <w:rFonts w:ascii="Microsoft YaHei" w:hAnsi="Microsoft YaHei"/>
+                <w:sz w:val="18"/>
+              </w:rPr>
+              <w:t>板块联动</w:t>
+            </w:r>
+          </w:p>
+        </w:tc>
+        <w:tc>
+          <w:tcPr>
+            <w:tcW w:type="dxa" w:w="3022"/>
+            <w:shd w:fill="F8F9FA" w:val="clear"/>
+          </w:tcPr>
+          <w:p>
+            <w:pPr>
+              <w:spacing w:before="40" w:after="40" w:line="288" w:lineRule="auto"/>
+            </w:pPr>
+            <w:r/>
+            <w:r>
+              <w:rPr>
+                <w:rFonts w:ascii="Microsoft YaHei" w:hAnsi="Microsoft YaHei"/>
+                <w:sz w:val="18"/>
+              </w:rPr>
+              <w:t>✅ 积极</w:t>
+            </w:r>
+          </w:p>
+        </w:tc>
+        <w:tc>
+          <w:tcPr>
+            <w:tcW w:type="dxa" w:w="3022"/>
+            <w:shd w:fill="F8F9FA" w:val="clear"/>
+          </w:tcPr>
+          <w:p>
+            <w:pPr>
+              <w:spacing w:before="40" w:after="40" w:line="288" w:lineRule="auto"/>
+            </w:pPr>
+            <w:r/>
+            <w:r>
+              <w:rPr>
+                <w:rFonts w:ascii="Microsoft YaHei" w:hAnsi="Microsoft YaHei"/>
+                <w:sz w:val="18"/>
+              </w:rPr>
+              <w:t>航运板块整体上行，个股排名靠前</w:t>
+            </w:r>
+          </w:p>
+        </w:tc>
+      </w:tr>
+    </w:tbl>
+    <w:p/>
     <w:p>
-      <w:pPr>
-        <w:spacing w:before="280" w:after="80" w:line="312" w:lineRule="auto"/>
-      </w:pPr>
-      <w:r>
-        <w:rPr>
-          <w:rFonts w:ascii="Microsoft YaHei" w:hAnsi="Microsoft YaHei"/>
-          <w:b/>
-          <w:color w:val="333333"/>
-          <w:sz w:val="24"/>
-        </w:rPr>
-        <w:t>多方因素</w:t>
-      </w:r>
-    </w:p>
-    <w:p>
-      <w:pPr>
-        <w:pStyle w:val="ListBullet"/>
-      </w:pPr>
       <w:r>
         <w:rPr>
           <w:rFonts w:ascii="Microsoft YaHei" w:hAnsi="Microsoft YaHei"/>
           <w:b/>
           <w:color w:val="1A1A1A"/>
         </w:rPr>
-        <w:t>放量上涨</w:t>
+        <w:t>核心观点：</w:t>
       </w:r>
+    </w:p>
+    <w:p>
       <w:r>
         <w:rPr>
           <w:rFonts w:ascii="Microsoft YaHei" w:hAnsi="Microsoft YaHei"/>
         </w:rPr>
-        <w:t>：半日换手率1.49%，量比1.08，成交额近17亿元，资金参与度提升</w:t>
-      </w:r>
-    </w:p>
-    <w:p>
-      <w:pPr>
-        <w:pStyle w:val="ListBullet"/>
-      </w:pPr>
-      <w:r>
-        <w:rPr>
-          <w:rFonts w:ascii="Microsoft YaHei" w:hAnsi="Microsoft YaHei"/>
-          <w:b/>
-          <w:color w:val="1A1A1A"/>
-        </w:rPr>
-        <w:t>板块共振</w:t>
-      </w:r>
-      <w:r>
-        <w:rPr>
-          <w:rFonts w:ascii="Microsoft YaHei" w:hAnsi="Microsoft YaHei"/>
-        </w:rPr>
-        <w:t>：海上运输板块整体走强，欧线集运期货涨超4%提供情绪催化</w:t>
-      </w:r>
-    </w:p>
-    <w:p>
-      <w:pPr>
-        <w:pStyle w:val="ListBullet"/>
-      </w:pPr>
-      <w:r>
-        <w:rPr>
-          <w:rFonts w:ascii="Microsoft YaHei" w:hAnsi="Microsoft YaHei"/>
-          <w:b/>
-          <w:color w:val="1A1A1A"/>
-        </w:rPr>
-        <w:t>估值偏低</w:t>
-      </w:r>
-      <w:r>
-        <w:rPr>
-          <w:rFonts w:ascii="Microsoft YaHei" w:hAnsi="Microsoft YaHei"/>
-        </w:rPr>
-        <w:t xml:space="preserve">：动态PE仅 </w:t>
+        <w:t xml:space="preserve">招商轮船今日午盘收涨 </w:t>
       </w:r>
       <w:r>
         <w:rPr>
@@ -3719,163 +3231,13 @@
           <w:b/>
           <w:color w:val="1A1A1A"/>
         </w:rPr>
-        <w:t>10.44倍</w:t>
+        <w:t>+2.73%</w:t>
       </w:r>
       <w:r>
         <w:rPr>
           <w:rFonts w:ascii="Microsoft YaHei" w:hAnsi="Microsoft YaHei"/>
         </w:rPr>
-        <w:t>，千亿市值蓝筹性价比突出</w:t>
-      </w:r>
-    </w:p>
-    <w:p>
-      <w:pPr>
-        <w:pStyle w:val="ListBullet"/>
-      </w:pPr>
-      <w:r>
-        <w:rPr>
-          <w:rFonts w:ascii="Microsoft YaHei" w:hAnsi="Microsoft YaHei"/>
-          <w:b/>
-          <w:color w:val="1A1A1A"/>
-        </w:rPr>
-        <w:t>机构关注</w:t>
-      </w:r>
-      <w:r>
-        <w:rPr>
-          <w:rFonts w:ascii="Microsoft YaHei" w:hAnsi="Microsoft YaHei"/>
-        </w:rPr>
-        <w:t>：多家基金密集调研，新董事会履新利好治理预期</w:t>
-      </w:r>
-    </w:p>
-    <w:p>
-      <w:pPr>
-        <w:pStyle w:val="ListBullet"/>
-      </w:pPr>
-      <w:r>
-        <w:rPr>
-          <w:rFonts w:ascii="Microsoft YaHei" w:hAnsi="Microsoft YaHei"/>
-          <w:b/>
-          <w:color w:val="1A1A1A"/>
-        </w:rPr>
-        <w:t>技术支撑</w:t>
-      </w:r>
-      <w:r>
-        <w:rPr>
-          <w:rFonts w:ascii="Microsoft YaHei" w:hAnsi="Microsoft YaHei"/>
-        </w:rPr>
-        <w:t>：下轨13.50元附近提供底部支撑，日内低点13.86元触及后快速反弹</w:t>
-      </w:r>
-    </w:p>
-    <w:p>
-      <w:pPr>
-        <w:spacing w:before="280" w:after="80" w:line="312" w:lineRule="auto"/>
-      </w:pPr>
-      <w:r>
-        <w:rPr>
-          <w:rFonts w:ascii="Microsoft YaHei" w:hAnsi="Microsoft YaHei"/>
-          <w:b/>
-          <w:color w:val="333333"/>
-          <w:sz w:val="24"/>
-        </w:rPr>
-        <w:t>空方因素</w:t>
-      </w:r>
-    </w:p>
-    <w:p>
-      <w:pPr>
-        <w:pStyle w:val="ListBullet"/>
-      </w:pPr>
-      <w:r>
-        <w:rPr>
-          <w:rFonts w:ascii="Microsoft YaHei" w:hAnsi="Microsoft YaHei"/>
-          <w:b/>
-          <w:color w:val="1A1A1A"/>
-        </w:rPr>
-        <w:t>资金持续净流出</w:t>
-      </w:r>
-      <w:r>
-        <w:rPr>
-          <w:rFonts w:ascii="Microsoft YaHei" w:hAnsi="Microsoft YaHei"/>
-        </w:rPr>
-        <w:t>：今日半日净流出6,305万元，昨日全日净流出6,390万元，连续两日主力减仓</w:t>
-      </w:r>
-    </w:p>
-    <w:p>
-      <w:pPr>
-        <w:pStyle w:val="ListBullet"/>
-      </w:pPr>
-      <w:r>
-        <w:rPr>
-          <w:rFonts w:ascii="Microsoft YaHei" w:hAnsi="Microsoft YaHei"/>
-          <w:b/>
-          <w:color w:val="1A1A1A"/>
-        </w:rPr>
-        <w:t>技术面空头排列</w:t>
-      </w:r>
-      <w:r>
-        <w:rPr>
-          <w:rFonts w:ascii="Microsoft YaHei" w:hAnsi="Microsoft YaHei"/>
-        </w:rPr>
-        <w:t>：股价低于MA5（-6.0%）、MA10（-4.1%）、MA20（-9.3%），短期趋势偏弱</w:t>
-      </w:r>
-    </w:p>
-    <w:p>
-      <w:pPr>
-        <w:pStyle w:val="ListBullet"/>
-      </w:pPr>
-      <w:r>
-        <w:rPr>
-          <w:rFonts w:ascii="Microsoft YaHei" w:hAnsi="Microsoft YaHei"/>
-          <w:b/>
-          <w:color w:val="1A1A1A"/>
-        </w:rPr>
-        <w:t>融资余额高位回落</w:t>
-      </w:r>
-      <w:r>
-        <w:rPr>
-          <w:rFonts w:ascii="Microsoft YaHei" w:hAnsi="Microsoft YaHei"/>
-        </w:rPr>
-        <w:t>：融资余额处于近一年高位，但已现净偿还迹象</w:t>
-      </w:r>
-    </w:p>
-    <w:p>
-      <w:pPr>
-        <w:pStyle w:val="ListBullet"/>
-      </w:pPr>
-      <w:r>
-        <w:rPr>
-          <w:rFonts w:ascii="Microsoft YaHei" w:hAnsi="Microsoft YaHei"/>
-          <w:b/>
-          <w:color w:val="1A1A1A"/>
-        </w:rPr>
-        <w:t>原油大跌+地缘不确定性</w:t>
-      </w:r>
-      <w:r>
-        <w:rPr>
-          <w:rFonts w:ascii="Microsoft YaHei" w:hAnsi="Microsoft YaHei"/>
-        </w:rPr>
-        <w:t>：霍尔木兹海峡通航管理议题增加市场不确定性</w:t>
-      </w:r>
-    </w:p>
-    <w:p>
-      <w:pPr>
-        <w:spacing w:before="280" w:after="80" w:line="312" w:lineRule="auto"/>
-      </w:pPr>
-      <w:r>
-        <w:rPr>
-          <w:rFonts w:ascii="Microsoft YaHei" w:hAnsi="Microsoft YaHei"/>
-          <w:b/>
-          <w:color w:val="333333"/>
-          <w:sz w:val="24"/>
-        </w:rPr>
-        <w:t>主力观点</w:t>
-      </w:r>
-    </w:p>
-    <w:p>
-      <w:r>
-        <w:rPr>
-          <w:rFonts w:ascii="Microsoft YaHei" w:hAnsi="Microsoft YaHei"/>
-        </w:rPr>
-        <w:t>今日招商轮船的上涨更多来源于</w:t>
+        <w:t xml:space="preserve">，量价配合良好，在航运板块内表现居前。技术面虽处于均线下方，但已从布林下轨附近有效反弹，具备 </w:t>
       </w:r>
       <w:r>
         <w:rPr>
@@ -3883,13 +3245,13 @@
           <w:b/>
           <w:color w:val="1A1A1A"/>
         </w:rPr>
-        <w:t>板块情绪共振</w:t>
+        <w:t>超跌修复动能</w:t>
       </w:r>
       <w:r>
         <w:rPr>
           <w:rFonts w:ascii="Microsoft YaHei" w:hAnsi="Microsoft YaHei"/>
         </w:rPr>
-        <w:t>（欧线集运期货拉升+航运板块集体走强）和</w:t>
+        <w:t xml:space="preserve">。消息面，隔夜油价大跌超4%构成成本端利好，霍尔木兹海峡地缘事件未出现极端恶化，整体偏正面。资金面显示大单资金前日持续净流入，机构逢低布局迹象明显。午盘后续关注能否站稳 </w:t>
       </w:r>
       <w:r>
         <w:rPr>
@@ -3897,27 +3259,13 @@
           <w:b/>
           <w:color w:val="1A1A1A"/>
         </w:rPr>
-        <w:t>技术性超跌反弹</w:t>
+        <w:t>14.30元</w:t>
       </w:r>
       <w:r>
         <w:rPr>
           <w:rFonts w:ascii="Microsoft YaHei" w:hAnsi="Microsoft YaHei"/>
         </w:rPr>
-        <w:t>（连续多日下跌后触及布林下轨），而非主动资金推动。资金流向显示主力仍在净流出，</w:t>
-      </w:r>
-      <w:r>
-        <w:rPr>
-          <w:rFonts w:ascii="Microsoft YaHei" w:hAnsi="Microsoft YaHei"/>
-          <w:b/>
-          <w:color w:val="1A1A1A"/>
-        </w:rPr>
-        <w:t>短期反弹的可持续性仍需观察</w:t>
-      </w:r>
-      <w:r>
-        <w:rPr>
-          <w:rFonts w:ascii="Microsoft YaHei" w:hAnsi="Microsoft YaHei"/>
-        </w:rPr>
-        <w:t xml:space="preserve">。关键看股价能否有效站上 </w:t>
+        <w:t xml:space="preserve"> 上方，并挑战 </w:t>
       </w:r>
       <w:r>
         <w:rPr>
@@ -3931,60 +3279,8 @@
         <w:rPr>
           <w:rFonts w:ascii="Microsoft YaHei" w:hAnsi="Microsoft YaHei"/>
         </w:rPr>
-        <w:t xml:space="preserve"> 和 </w:t>
+        <w:t xml:space="preserve"> 附近的阻力区域。</w:t>
       </w:r>
-      <w:r>
-        <w:rPr>
-          <w:rFonts w:ascii="Microsoft YaHei" w:hAnsi="Microsoft YaHei"/>
-          <w:b/>
-          <w:color w:val="1A1A1A"/>
-        </w:rPr>
-        <w:t>MA5（15.21元）</w:t>
-      </w:r>
-      <w:r>
-        <w:rPr>
-          <w:rFonts w:ascii="Microsoft YaHei" w:hAnsi="Microsoft YaHei"/>
-        </w:rPr>
-        <w:t xml:space="preserve">，若放量突破则可确认反弹趋势；若冲高回落至14元下方，则需警惕再次测试下轨支撑 </w:t>
-      </w:r>
-      <w:r>
-        <w:rPr>
-          <w:rFonts w:ascii="Microsoft YaHei" w:hAnsi="Microsoft YaHei"/>
-          <w:b/>
-          <w:color w:val="1A1A1A"/>
-        </w:rPr>
-        <w:t>13.50元</w:t>
-      </w:r>
-      <w:r>
-        <w:rPr>
-          <w:rFonts w:ascii="Microsoft YaHei" w:hAnsi="Microsoft YaHei"/>
-        </w:rPr>
-        <w:t>。</w:t>
-      </w:r>
-    </w:p>
-    <w:p>
-      <w:r>
-        <w:rPr>
-          <w:rFonts w:ascii="Microsoft YaHei" w:hAnsi="Microsoft YaHei"/>
-          <w:b/>
-          <w:color w:val="1A1A1A"/>
-        </w:rPr>
-        <w:t>关注点：</w:t>
-      </w:r>
-      <w:r>
-        <w:rPr>
-          <w:rFonts w:ascii="Microsoft YaHei" w:hAnsi="Microsoft YaHei"/>
-        </w:rPr>
-        <w:t xml:space="preserve"> ①欧线集运期货后续走势；②公司新董事会战略方向；③融资余额变化及机构持仓动向；④霍尔木兹海峡局势进展。</w:t>
-      </w:r>
-    </w:p>
-    <w:p>
-      <w:pPr>
-        <w:spacing w:before="240" w:after="240"/>
-        <w:pBdr>
-          <w:bottom w:val="single" w:sz="4" w:space="1" w:color="D0D7DE"/>
-        </w:pBdr>
-      </w:pPr>
     </w:p>
     <w:p>
       <w:r>
@@ -4005,7 +3301,7 @@
         <w:rPr>
           <w:rFonts w:ascii="Microsoft YaHei" w:hAnsi="Microsoft YaHei"/>
         </w:rPr>
-        <w:t xml:space="preserve"> 以上分析基于公开数据和已有资讯，不构成投资建议。航运行业受全球宏观经济、地缘政治、运价波动等多重因素影响，投资有风险，入市须谨慎。</w:t>
+        <w:t xml:space="preserve"> 以上分析基于公开数据，不构成投资建议。国际地缘局势变化、航运运价波动及原油价格反弹等因素均可能影响后续走势，投资者需注意市场风险。</w:t>
       </w:r>
     </w:p>
     <w:sectPr>
